--- a/高中数学/高中数学同步/第3章 排列、组合与二项式定理·知识清单（完成）.docx
+++ b/高中数学/高中数学同步/第3章 排列、组合与二项式定理·知识清单（完成）.docx
@@ -493,8 +493,8 @@
             <w:r>
               <w:rPr>
                 <w:rFonts w:ascii="Times New Roman" w:hAnsi="Times New Roman" w:eastAsia="宋体" w:cs="Times New Roman"/>
-                <w:b/>
-                <w:bCs/>
+                <w:b w:val="1"/>
+                <w:bCs w:val="1"/>
                 <w:u w:val="thick"/>
                 <w:sz w:val="21"/>
                 <w:szCs w:val="21"/>
@@ -1292,8 +1292,8 @@
             <w:r>
               <w:rPr>
                 <w:rFonts w:ascii="Times New Roman" w:hAnsi="Times New Roman" w:eastAsia="宋体" w:cs="Times New Roman"/>
-                <w:b/>
-                <w:bCs/>
+                <w:b w:val="1"/>
+                <w:bCs w:val="1"/>
                 <w:u w:val="thick"/>
                 <w:sz w:val="21"/>
                 <w:szCs w:val="21"/>
@@ -1827,8 +1827,8 @@
       <w:r>
         <w:rPr>
           <w:rFonts w:ascii="Times New Roman" w:hAnsi="Times New Roman" w:eastAsia="宋体" w:cs="Times New Roman"/>
-          <w:b/>
-          <w:bCs/>
+          <w:b w:val="1"/>
+          <w:bCs w:val="1"/>
           <w:u w:val="thick"/>
           <w:sz w:val="21"/>
           <w:szCs w:val="21"/>
@@ -1939,8 +1939,8 @@
       <w:r>
         <w:rPr>
           <w:rFonts w:ascii="Times New Roman" w:hAnsi="Times New Roman" w:eastAsia="宋体" w:cs="Times New Roman"/>
-          <w:b/>
-          <w:bCs/>
+          <w:b w:val="1"/>
+          <w:bCs w:val="1"/>
           <w:u w:val="thick"/>
           <w:sz w:val="21"/>
           <w:szCs w:val="21"/>
@@ -1958,8 +1958,8 @@
       <w:r>
         <w:rPr>
           <w:rFonts w:ascii="Times New Roman" w:hAnsi="Times New Roman" w:eastAsia="宋体" w:cs="Times New Roman"/>
-          <w:b/>
-          <w:bCs/>
+          <w:b w:val="1"/>
+          <w:bCs w:val="1"/>
           <w:u w:val="thick"/>
           <w:sz w:val="21"/>
           <w:szCs w:val="21"/>
@@ -2091,8 +2091,8 @@
       <w:r>
         <w:rPr>
           <w:rFonts w:ascii="Times New Roman" w:hAnsi="Times New Roman" w:eastAsia="宋体" w:cs="Times New Roman"/>
-          <w:b/>
-          <w:bCs/>
+          <w:b w:val="1"/>
+          <w:bCs w:val="1"/>
           <w:u w:val="thick"/>
           <w:sz w:val="21"/>
           <w:szCs w:val="21"/>
@@ -2278,13 +2278,78 @@
       <w:r>
         <w:rPr>
           <w:rFonts w:ascii="Times New Roman" w:hAnsi="Times New Roman" w:eastAsia="宋体" w:cs="Times New Roman"/>
-          <w:b/>
-          <w:bCs/>
+          <w:sz w:val="21"/>
+          <w:szCs w:val="21"/>
+        </w:rPr>
+        <w:t xml:space="preserve">一个排列是指从n个不同元素中，任取m个元素，按照一定顺序排成一列的</w:t>
+      </w:r>
+      <w:r>
+        <w:rPr>
+          <w:rFonts w:ascii="Times New Roman" w:hAnsi="Times New Roman" w:eastAsia="宋体" w:cs="Times New Roman"/>
+          <w:b w:val="1"/>
+          <w:bCs w:val="1"/>
           <w:u w:val="thick"/>
           <w:sz w:val="21"/>
           <w:szCs w:val="21"/>
         </w:rPr>
-        <w:t xml:space="preserve">一个排列是指从n个不同元素中，任取m个元素，按照一定顺序排成一列的一种具体排法，它不是数；而排列数是指从n个不同元素中取m个不同元素的所有排列的个数，它是一个数</w:t>
+        <w:t xml:space="preserve">一种具体排法</w:t>
+      </w:r>
+      <w:r>
+        <w:rPr>
+          <w:rFonts w:ascii="Times New Roman" w:hAnsi="Times New Roman" w:eastAsia="宋体" w:cs="Times New Roman"/>
+          <w:sz w:val="21"/>
+          <w:szCs w:val="21"/>
+        </w:rPr>
+        <w:t xml:space="preserve">，它</w:t>
+      </w:r>
+      <w:r>
+        <w:rPr>
+          <w:rFonts w:ascii="Times New Roman" w:hAnsi="Times New Roman" w:eastAsia="宋体" w:cs="Times New Roman"/>
+          <w:b w:val="1"/>
+          <w:bCs w:val="1"/>
+          <w:u w:val="thick"/>
+          <w:sz w:val="21"/>
+          <w:szCs w:val="21"/>
+        </w:rPr>
+        <w:t xml:space="preserve">不是数</w:t>
+      </w:r>
+      <w:r>
+        <w:rPr>
+          <w:rFonts w:ascii="Times New Roman" w:hAnsi="Times New Roman" w:eastAsia="宋体" w:cs="Times New Roman"/>
+          <w:sz w:val="21"/>
+          <w:szCs w:val="21"/>
+        </w:rPr>
+        <w:t xml:space="preserve">；而排列数是指从n个不同元素中取m个不同元素的</w:t>
+      </w:r>
+      <w:r>
+        <w:rPr>
+          <w:rFonts w:ascii="Times New Roman" w:hAnsi="Times New Roman" w:eastAsia="宋体" w:cs="Times New Roman"/>
+          <w:b w:val="1"/>
+          <w:bCs w:val="1"/>
+          <w:u w:val="thick"/>
+          <w:sz w:val="21"/>
+          <w:szCs w:val="21"/>
+        </w:rPr>
+        <w:t xml:space="preserve">所有排列的个数</w:t>
+      </w:r>
+      <w:r>
+        <w:rPr>
+          <w:rFonts w:ascii="Times New Roman" w:hAnsi="Times New Roman" w:eastAsia="宋体" w:cs="Times New Roman"/>
+          <w:sz w:val="21"/>
+          <w:szCs w:val="21"/>
+        </w:rPr>
+        <w:t xml:space="preserve">，它是</w:t>
+      </w:r>
+      <w:r>
+        <w:rPr>
+          <w:rFonts w:ascii="Times New Roman" w:hAnsi="Times New Roman" w:eastAsia="宋体" w:cs="Times New Roman"/>
+          <w:b w:val="1"/>
+          <w:bCs w:val="1"/>
+          <w:u w:val="thick"/>
+          <w:sz w:val="21"/>
+          <w:szCs w:val="21"/>
+        </w:rPr>
+        <w:t xml:space="preserve">一个数</w:t>
       </w:r>
     </w:p>
     <w:p>
@@ -2733,8 +2798,9 @@
                 <w:rFonts w:ascii="Cambria Math" w:hAnsi="Cambria Math"/>
                 <w:szCs w:val="21"/>
                 <w:sz w:val="21"/>
-                <w:b/>
+                <w:b w:val="1"/>
                 <w:u w:val="thick"/>
+                <w:bCs w:val="1"/>
               </w:rPr>
             </m:ctrlPr>
           </m:fPr>
@@ -3064,8 +3130,8 @@
       <w:r>
         <w:rPr>
           <w:rFonts w:ascii="Times New Roman" w:hAnsi="Times New Roman" w:eastAsia="宋体" w:cs="Times New Roman"/>
-          <w:b/>
-          <w:bCs/>
+          <w:b w:val="1"/>
+          <w:bCs w:val="1"/>
           <w:u w:val="thick"/>
           <w:sz w:val="21"/>
           <w:szCs w:val="21"/>
@@ -3093,8 +3159,8 @@
       <w:r>
         <w:rPr>
           <w:rFonts w:ascii="Times New Roman" w:hAnsi="Times New Roman" w:eastAsia="宋体" w:cs="Times New Roman"/>
-          <w:b/>
-          <w:bCs/>
+          <w:b w:val="1"/>
+          <w:bCs w:val="1"/>
           <w:u w:val="thick"/>
           <w:sz w:val="21"/>
           <w:szCs w:val="21"/>
@@ -3360,8 +3426,8 @@
       <w:r>
         <w:rPr>
           <w:rFonts w:ascii="Times New Roman" w:hAnsi="Times New Roman" w:eastAsia="宋体" w:cs="Times New Roman"/>
-          <w:b/>
-          <w:bCs/>
+          <w:b w:val="1"/>
+          <w:bCs w:val="1"/>
           <w:u w:val="thick"/>
           <w:sz w:val="21"/>
           <w:szCs w:val="21"/>
@@ -3493,8 +3559,8 @@
       <w:r>
         <w:rPr>
           <w:rFonts w:ascii="Times New Roman" w:hAnsi="Times New Roman" w:eastAsia="宋体" w:cs="Times New Roman"/>
-          <w:b/>
-          <w:bCs/>
+          <w:b w:val="1"/>
+          <w:bCs w:val="1"/>
           <w:u w:val="thick"/>
           <w:sz w:val="21"/>
           <w:szCs w:val="21"/>
@@ -3718,8 +3784,8 @@
             <w:r>
               <w:rPr>
                 <w:rFonts w:ascii="Times New Roman" w:hAnsi="Times New Roman" w:eastAsia="宋体" w:cs="Times New Roman"/>
-                <w:b/>
-                <w:bCs/>
+                <w:b w:val="1"/>
+                <w:bCs w:val="1"/>
                 <w:u w:val="thick"/>
                 <w:sz w:val="21"/>
                 <w:szCs w:val="21"/>
@@ -4088,8 +4154,9 @@
                       <w:rFonts w:ascii="Cambria Math" w:hAnsi="Cambria Math"/>
                       <w:szCs w:val="21"/>
                       <w:sz w:val="21"/>
-                      <w:b/>
+                      <w:b w:val="1"/>
                       <w:u w:val="thick"/>
+                      <w:bCs w:val="1"/>
                     </w:rPr>
                   </m:ctrlPr>
                 </m:fPr>
@@ -4241,8 +4308,9 @@
                       <w:rFonts w:ascii="Cambria Math" w:hAnsi="Cambria Math"/>
                       <w:szCs w:val="21"/>
                       <w:sz w:val="21"/>
-                      <w:b/>
+                      <w:b w:val="1"/>
                       <w:u w:val="thick"/>
+                      <w:bCs w:val="1"/>
                     </w:rPr>
                   </m:ctrlPr>
                 </m:fPr>
@@ -4533,8 +4601,9 @@
                       <w:rFonts w:ascii="Cambria Math" w:hAnsi="Cambria Math"/>
                       <w:szCs w:val="21"/>
                       <w:sz w:val="21"/>
-                      <w:b/>
+                      <w:b w:val="1"/>
                       <w:u w:val="thick"/>
+                      <w:bCs w:val="1"/>
                     </w:rPr>
                   </m:ctrlPr>
                 </m:fPr>
@@ -6325,13 +6394,40 @@
       <w:r>
         <w:rPr>
           <w:rFonts w:ascii="Times New Roman" w:hAnsi="Times New Roman" w:eastAsia="宋体" w:cs="Times New Roman"/>
-          <w:b/>
-          <w:bCs/>
+          <w:sz w:val="21"/>
+          <w:szCs w:val="21"/>
+        </w:rPr>
+        <w:t xml:space="preserve">联系：二者都是从n个不同的元素中取出m（m≤n）个元素；区别：</w:t>
+      </w:r>
+      <w:r>
+        <w:rPr>
+          <w:rFonts w:ascii="Times New Roman" w:hAnsi="Times New Roman" w:eastAsia="宋体" w:cs="Times New Roman"/>
+          <w:b w:val="1"/>
+          <w:bCs w:val="1"/>
           <w:u w:val="thick"/>
           <w:sz w:val="21"/>
           <w:szCs w:val="21"/>
         </w:rPr>
-        <w:t xml:space="preserve">联系：二者都是从n个不同的元素中取出m（m≤n）个元素；区别：排列与元素的顺序有关，组合与元素的顺序无关</w:t>
+        <w:t xml:space="preserve">排列与元素的顺序有关</w:t>
+      </w:r>
+      <w:r>
+        <w:rPr>
+          <w:rFonts w:ascii="Times New Roman" w:hAnsi="Times New Roman" w:eastAsia="宋体" w:cs="Times New Roman"/>
+          <w:sz w:val="21"/>
+          <w:szCs w:val="21"/>
+        </w:rPr>
+        <w:t xml:space="preserve">，</w:t>
+      </w:r>
+      <w:r>
+        <w:rPr>
+          <w:rFonts w:ascii="Times New Roman" w:hAnsi="Times New Roman" w:eastAsia="宋体" w:cs="Times New Roman"/>
+          <w:b w:val="1"/>
+          <w:bCs w:val="1"/>
+          <w:u w:val="thick"/>
+          <w:sz w:val="21"/>
+          <w:szCs w:val="21"/>
+        </w:rPr>
+        <w:t xml:space="preserve">组合与元素的顺序无关</w:t>
       </w:r>
     </w:p>
     <w:p>
@@ -6375,13 +6471,97 @@
       <w:r>
         <w:rPr>
           <w:rFonts w:ascii="Times New Roman" w:hAnsi="Times New Roman" w:eastAsia="宋体" w:cs="Times New Roman"/>
-          <w:b/>
-          <w:bCs/>
+          <w:sz w:val="21"/>
+          <w:szCs w:val="21"/>
+        </w:rPr>
+        <w:t xml:space="preserve">“</w:t>
+      </w:r>
+      <w:r>
+        <w:rPr>
+          <w:rFonts w:ascii="Times New Roman" w:hAnsi="Times New Roman" w:eastAsia="宋体" w:cs="Times New Roman"/>
+          <w:b w:val="1"/>
+          <w:bCs w:val="1"/>
           <w:u w:val="thick"/>
           <w:sz w:val="21"/>
           <w:szCs w:val="21"/>
         </w:rPr>
-        <w:t xml:space="preserve">“组合”是指“从n个不同元素中取m（m≤n）个元素作为一组”，它不是一个数，而是具体的一件事；“组合数”是指“从n个不同元素中取出m（m≤n）个元素的所有不同组合的个数”，它是一个数</w:t>
+        <w:t xml:space="preserve">组合</w:t>
+      </w:r>
+      <w:r>
+        <w:rPr>
+          <w:rFonts w:ascii="Times New Roman" w:hAnsi="Times New Roman" w:eastAsia="宋体" w:cs="Times New Roman"/>
+          <w:sz w:val="21"/>
+          <w:szCs w:val="21"/>
+        </w:rPr>
+        <w:t xml:space="preserve">”是指“从n个不同元素中取m（m≤n）个元素作为一组”，它不是一个数，而是</w:t>
+      </w:r>
+      <w:r>
+        <w:rPr>
+          <w:rFonts w:ascii="Times New Roman" w:hAnsi="Times New Roman" w:eastAsia="宋体" w:cs="Times New Roman"/>
+          <w:b w:val="1"/>
+          <w:bCs w:val="1"/>
+          <w:u w:val="thick"/>
+          <w:sz w:val="21"/>
+          <w:szCs w:val="21"/>
+        </w:rPr>
+        <w:t xml:space="preserve">具体的一件事</w:t>
+      </w:r>
+      <w:r>
+        <w:rPr>
+          <w:rFonts w:ascii="Times New Roman" w:hAnsi="Times New Roman" w:eastAsia="宋体" w:cs="Times New Roman"/>
+          <w:sz w:val="21"/>
+          <w:szCs w:val="21"/>
+        </w:rPr>
+        <w:t xml:space="preserve">；“</w:t>
+      </w:r>
+      <w:r>
+        <w:rPr>
+          <w:rFonts w:ascii="Times New Roman" w:hAnsi="Times New Roman" w:eastAsia="宋体" w:cs="Times New Roman"/>
+          <w:b w:val="1"/>
+          <w:bCs w:val="1"/>
+          <w:u w:val="thick"/>
+          <w:sz w:val="21"/>
+          <w:szCs w:val="21"/>
+        </w:rPr>
+        <w:t xml:space="preserve">组合数</w:t>
+      </w:r>
+      <w:r>
+        <w:rPr>
+          <w:rFonts w:ascii="Times New Roman" w:hAnsi="Times New Roman" w:eastAsia="宋体" w:cs="Times New Roman"/>
+          <w:sz w:val="21"/>
+          <w:szCs w:val="21"/>
+        </w:rPr>
+        <w:t xml:space="preserve">”是指“从n个不同元素中取出m（m≤n）个元素的</w:t>
+      </w:r>
+      <w:r>
+        <w:rPr>
+          <w:rFonts w:ascii="Times New Roman" w:hAnsi="Times New Roman" w:eastAsia="宋体" w:cs="Times New Roman"/>
+          <w:b w:val="1"/>
+          <w:bCs w:val="1"/>
+          <w:u w:val="thick"/>
+          <w:sz w:val="21"/>
+          <w:szCs w:val="21"/>
+        </w:rPr>
+        <w:t xml:space="preserve">所有不同组合的个数</w:t>
+      </w:r>
+      <w:r>
+        <w:rPr>
+          <w:rFonts w:ascii="Times New Roman" w:hAnsi="Times New Roman" w:eastAsia="宋体" w:cs="Times New Roman"/>
+          <w:sz w:val="21"/>
+          <w:szCs w:val="21"/>
+        </w:rPr>
+        <w:t xml:space="preserve">”，它是</w:t>
+      </w:r>
+      <w:r>
+        <w:rPr>
+          <w:rFonts w:ascii="Times New Roman" w:hAnsi="Times New Roman" w:eastAsia="宋体" w:cs="Times New Roman"/>
+          <w:b w:val="1"/>
+          <w:bCs w:val="1"/>
+          <w:u w:val="thick"/>
+          <w:sz w:val="21"/>
+          <w:szCs w:val="21"/>
+        </w:rPr>
+        <w:t xml:space="preserve">一个数</w:t>
       </w:r>
     </w:p>
     <w:p>
@@ -6509,746 +6689,741 @@
                 <w:sz w:val="21"/>
               </w:rPr>
             </w:pPr>
-            <m:oMathPara>
-              <m:oMathParaPr>
-                <m:jc m:val="left"/>
-              </m:oMathParaPr>
-              <m:oMath>
-                <m:sSup>
-                  <m:sSupPr>
-                    <m:ctrlPr>
+            <m:oMath>
+              <m:sSup>
+                <m:sSupPr>
+                  <m:ctrlPr>
+                    <w:rPr>
+                      <w:rFonts w:ascii="Cambria Math" w:hAnsi="Cambria Math"/>
+                      <w:szCs w:val="21"/>
+                      <w:sz w:val="21"/>
+                    </w:rPr>
+                  </m:ctrlPr>
+                </m:sSupPr>
+                <m:e>
+                  <m:r>
+                    <m:rPr>
                       <w:rPr>
-                        <w:rFonts w:ascii="Cambria Math" w:hAnsi="Cambria Math"/>
+                        <w:b/>
+                        <w:u w:val="thick"/>
+                        <w:sz w:val="21"/>
                         <w:szCs w:val="21"/>
+                      </w:rPr>
+                    </m:rPr>
+                    <w:rPr>
+                      <w:rFonts w:ascii="Cambria Math" w:hAnsi="Cambria Math" w:cs="Cambria Math"/>
+                      <w:szCs w:val="21"/>
+                      <w:sz w:val="21"/>
+                    </w:rPr>
+                    <m:t>(a+b)</m:t>
+                  </m:r>
+                </m:e>
+                <m:sup>
+                  <m:r>
+                    <m:rPr>
+                      <w:rPr>
+                        <w:b/>
+                        <w:u w:val="thick"/>
                         <w:sz w:val="21"/>
+                        <w:szCs w:val="21"/>
                       </w:rPr>
-                    </m:ctrlPr>
-                  </m:sSupPr>
-                  <m:e>
-                    <m:r>
-                      <m:rPr>
+                    </m:rPr>
+                    <w:rPr>
+                      <w:rFonts w:ascii="Cambria Math" w:hAnsi="Cambria Math" w:cs="Cambria Math"/>
+                      <w:szCs w:val="21"/>
+                      <w:sz w:val="21"/>
+                    </w:rPr>
+                    <m:t>n</m:t>
+                  </m:r>
+                </m:sup>
+              </m:sSup>
+              <m:r>
+                <m:rPr>
+                  <w:rPr>
+                    <w:b/>
+                    <w:u w:val="thick"/>
+                    <w:sz w:val="21"/>
+                    <w:szCs w:val="21"/>
+                  </w:rPr>
+                </m:rPr>
+                <w:rPr>
+                  <w:rFonts w:ascii="Cambria Math" w:hAnsi="Cambria Math" w:cs="Cambria Math"/>
+                  <w:szCs w:val="21"/>
+                  <w:sz w:val="21"/>
+                </w:rPr>
+                <m:t>=</m:t>
+              </m:r>
+              <m:sSubSup>
+                <m:sSubSupPr>
+                  <m:ctrlPr>
+                    <w:rPr>
+                      <w:rFonts w:ascii="Cambria Math" w:hAnsi="Cambria Math"/>
+                      <w:szCs w:val="21"/>
+                      <w:sz w:val="21"/>
+                    </w:rPr>
+                  </m:ctrlPr>
+                </m:sSubSupPr>
+                <m:e>
+                  <m:r>
+                    <m:rPr>
+                      <m:nor/>
+                      <w:rPr>
+                        <w:b/>
+                        <w:u w:val="thick"/>
+                        <w:sz w:val="21"/>
+                        <w:szCs w:val="21"/>
+                      </w:rPr>
+                    </m:rPr>
+                    <w:rPr>
+                      <w:rFonts w:ascii="Cambria Math" w:hAnsi="Cambria Math" w:cs="Cambria Math"/>
+                      <w:szCs w:val="21"/>
+                      <w:sz w:val="21"/>
+                    </w:rPr>
+                    <m:t>C</m:t>
+                  </m:r>
+                </m:e>
+                <m:sub>
+                  <m:r>
+                    <m:rPr>
+                      <w:rPr>
+                        <w:b/>
+                        <w:u w:val="thick"/>
+                        <w:sz w:val="21"/>
+                        <w:szCs w:val="21"/>
+                      </w:rPr>
+                    </m:rPr>
+                    <w:rPr>
+                      <w:rFonts w:ascii="Cambria Math" w:hAnsi="Cambria Math" w:cs="Cambria Math"/>
+                      <w:szCs w:val="21"/>
+                      <w:sz w:val="21"/>
+                    </w:rPr>
+                    <m:t>n</m:t>
+                  </m:r>
+                </m:sub>
+                <m:sup>
+                  <m:r>
+                    <m:rPr>
+                      <w:rPr>
+                        <w:b/>
+                        <w:u w:val="thick"/>
+                        <w:sz w:val="21"/>
+                        <w:szCs w:val="21"/>
+                      </w:rPr>
+                    </m:rPr>
+                    <w:rPr>
+                      <w:rFonts w:ascii="Cambria Math" w:hAnsi="Cambria Math" w:cs="Cambria Math"/>
+                      <w:szCs w:val="21"/>
+                      <w:sz w:val="21"/>
+                    </w:rPr>
+                    <m:t>0</m:t>
+                  </m:r>
+                </m:sup>
+              </m:sSubSup>
+              <m:sSup>
+                <m:sSupPr>
+                  <m:ctrlPr>
+                    <w:rPr>
+                      <w:rFonts w:ascii="Cambria Math" w:hAnsi="Cambria Math"/>
+                      <w:szCs w:val="21"/>
+                      <w:sz w:val="21"/>
+                    </w:rPr>
+                  </m:ctrlPr>
+                </m:sSupPr>
+                <m:e>
+                  <m:r>
+                    <m:rPr>
+                      <w:rPr>
+                        <w:b/>
+                        <w:u w:val="thick"/>
+                        <w:sz w:val="21"/>
+                        <w:szCs w:val="21"/>
+                      </w:rPr>
+                    </m:rPr>
+                    <w:rPr>
+                      <w:rFonts w:ascii="Cambria Math" w:hAnsi="Cambria Math" w:cs="Cambria Math"/>
+                      <w:szCs w:val="21"/>
+                      <w:sz w:val="21"/>
+                    </w:rPr>
+                    <m:t>a</m:t>
+                  </m:r>
+                </m:e>
+                <m:sup>
+                  <m:r>
+                    <m:rPr>
+                      <w:rPr>
+                        <w:b/>
+                        <w:u w:val="thick"/>
+                        <w:sz w:val="21"/>
+                        <w:szCs w:val="21"/>
+                      </w:rPr>
+                    </m:rPr>
+                    <w:rPr>
+                      <w:rFonts w:ascii="Cambria Math" w:hAnsi="Cambria Math" w:cs="Cambria Math"/>
+                      <w:szCs w:val="21"/>
+                      <w:sz w:val="21"/>
+                    </w:rPr>
+                    <m:t>n</m:t>
+                  </m:r>
+                </m:sup>
+              </m:sSup>
+              <m:r>
+                <m:rPr>
+                  <w:rPr>
+                    <w:b/>
+                    <w:u w:val="thick"/>
+                    <w:sz w:val="21"/>
+                    <w:szCs w:val="21"/>
+                  </w:rPr>
+                </m:rPr>
+                <w:rPr>
+                  <w:rFonts w:ascii="Cambria Math" w:hAnsi="Cambria Math" w:cs="Cambria Math"/>
+                  <w:szCs w:val="21"/>
+                  <w:sz w:val="21"/>
+                </w:rPr>
+                <m:t>+</m:t>
+              </m:r>
+              <m:sSubSup>
+                <m:sSubSupPr>
+                  <m:ctrlPr>
+                    <w:rPr>
+                      <w:rFonts w:ascii="Cambria Math" w:hAnsi="Cambria Math"/>
+                      <w:szCs w:val="21"/>
+                      <w:sz w:val="21"/>
+                    </w:rPr>
+                  </m:ctrlPr>
+                </m:sSubSupPr>
+                <m:e>
+                  <m:r>
+                    <m:rPr>
+                      <m:nor/>
+                      <w:rPr>
+                        <w:b/>
+                        <w:u w:val="thick"/>
+                        <w:sz w:val="21"/>
+                        <w:szCs w:val="21"/>
+                      </w:rPr>
+                    </m:rPr>
+                    <w:rPr>
+                      <w:rFonts w:ascii="Cambria Math" w:hAnsi="Cambria Math" w:cs="Cambria Math"/>
+                      <w:szCs w:val="21"/>
+                      <w:sz w:val="21"/>
+                    </w:rPr>
+                    <m:t>C</m:t>
+                  </m:r>
+                </m:e>
+                <m:sub>
+                  <m:r>
+                    <m:rPr>
+                      <w:rPr>
+                        <w:b/>
+                        <w:u w:val="thick"/>
+                        <w:sz w:val="21"/>
+                        <w:szCs w:val="21"/>
+                      </w:rPr>
+                    </m:rPr>
+                    <w:rPr>
+                      <w:rFonts w:ascii="Cambria Math" w:hAnsi="Cambria Math" w:cs="Cambria Math"/>
+                      <w:szCs w:val="21"/>
+                      <w:sz w:val="21"/>
+                    </w:rPr>
+                    <m:t>n</m:t>
+                  </m:r>
+                </m:sub>
+                <m:sup>
+                  <m:r>
+                    <m:rPr>
+                      <w:rPr>
+                        <w:b/>
+                        <w:u w:val="thick"/>
+                        <w:sz w:val="21"/>
+                        <w:szCs w:val="21"/>
+                      </w:rPr>
+                    </m:rPr>
+                    <w:rPr>
+                      <w:rFonts w:ascii="Cambria Math" w:hAnsi="Cambria Math" w:cs="Cambria Math"/>
+                      <w:szCs w:val="21"/>
+                      <w:sz w:val="21"/>
+                    </w:rPr>
+                    <m:t>1</m:t>
+                  </m:r>
+                </m:sup>
+              </m:sSubSup>
+              <m:sSup>
+                <m:sSupPr>
+                  <m:ctrlPr>
+                    <w:rPr>
+                      <w:rFonts w:ascii="Cambria Math" w:hAnsi="Cambria Math"/>
+                      <w:szCs w:val="21"/>
+                      <w:sz w:val="21"/>
+                    </w:rPr>
+                  </m:ctrlPr>
+                </m:sSupPr>
+                <m:e>
+                  <m:r>
+                    <m:rPr>
+                      <w:rPr>
+                        <w:b/>
+                        <w:u w:val="thick"/>
+                        <w:sz w:val="21"/>
+                        <w:szCs w:val="21"/>
+                      </w:rPr>
+                    </m:rPr>
+                    <w:rPr>
+                      <w:rFonts w:ascii="Cambria Math" w:hAnsi="Cambria Math" w:cs="Cambria Math"/>
+                      <w:szCs w:val="21"/>
+                      <w:sz w:val="21"/>
+                    </w:rPr>
+                    <m:t>a</m:t>
+                  </m:r>
+                </m:e>
+                <m:sup>
+                  <m:r>
+                    <m:rPr>
+                      <w:rPr>
+                        <w:b/>
+                        <w:u w:val="thick"/>
+                        <w:sz w:val="21"/>
+                        <w:szCs w:val="21"/>
+                      </w:rPr>
+                    </m:rPr>
+                    <w:rPr>
+                      <w:rFonts w:ascii="Cambria Math" w:hAnsi="Cambria Math" w:cs="Cambria Math"/>
+                      <w:szCs w:val="21"/>
+                      <w:sz w:val="21"/>
+                    </w:rPr>
+                    <m:t>n-1</m:t>
+                  </m:r>
+                </m:sup>
+              </m:sSup>
+              <m:sSup>
+                <m:sSupPr>
+                  <m:ctrlPr>
+                    <w:rPr>
+                      <w:rFonts w:ascii="Cambria Math" w:hAnsi="Cambria Math"/>
+                      <w:szCs w:val="21"/>
+                      <w:sz w:val="21"/>
+                    </w:rPr>
+                  </m:ctrlPr>
+                </m:sSupPr>
+                <m:e>
+                  <m:r>
+                    <m:rPr>
+                      <w:rPr>
+                        <w:b/>
+                        <w:u w:val="thick"/>
+                        <w:sz w:val="21"/>
+                        <w:szCs w:val="21"/>
+                      </w:rPr>
+                    </m:rPr>
+                    <w:rPr>
+                      <w:rFonts w:ascii="Cambria Math" w:hAnsi="Cambria Math" w:cs="Cambria Math"/>
+                      <w:szCs w:val="21"/>
+                      <w:sz w:val="21"/>
+                    </w:rPr>
+                    <m:t>b</m:t>
+                  </m:r>
+                </m:e>
+                <m:sup>
+                  <m:r>
+                    <m:rPr>
+                      <w:rPr>
+                        <w:b/>
+                        <w:u w:val="thick"/>
+                        <w:sz w:val="21"/>
+                        <w:szCs w:val="21"/>
+                      </w:rPr>
+                    </m:rPr>
+                    <w:rPr>
+                      <w:rFonts w:ascii="Cambria Math" w:hAnsi="Cambria Math" w:cs="Cambria Math"/>
+                      <w:szCs w:val="21"/>
+                      <w:sz w:val="21"/>
+                    </w:rPr>
+                    <m:t>1</m:t>
+                  </m:r>
+                </m:sup>
+              </m:sSup>
+              <m:r>
+                <m:rPr>
+                  <w:rPr>
+                    <w:b/>
+                    <w:u w:val="thick"/>
+                    <w:sz w:val="21"/>
+                    <w:szCs w:val="21"/>
+                  </w:rPr>
+                </m:rPr>
+                <w:rPr>
+                  <w:rFonts w:ascii="Cambria Math" w:hAnsi="Cambria Math" w:cs="Cambria Math"/>
+                  <w:szCs w:val="21"/>
+                  <w:sz w:val="21"/>
+                </w:rPr>
+                <m:t>+⋯+</m:t>
+              </m:r>
+              <m:sSubSup>
+                <m:sSubSupPr>
+                  <m:ctrlPr>
+                    <w:rPr>
+                      <w:rFonts w:ascii="Cambria Math" w:hAnsi="Cambria Math"/>
+                      <w:szCs w:val="21"/>
+                      <w:sz w:val="21"/>
+                    </w:rPr>
+                  </m:ctrlPr>
+                </m:sSubSupPr>
+                <m:e>
+                  <m:r>
+                    <m:rPr>
+                      <m:nor/>
+                      <w:rPr>
+                        <w:b/>
+                        <w:u w:val="thick"/>
+                        <w:sz w:val="21"/>
+                        <w:szCs w:val="21"/>
+                      </w:rPr>
+                    </m:rPr>
+                    <w:rPr>
+                      <w:rFonts w:ascii="Cambria Math" w:hAnsi="Cambria Math" w:cs="Cambria Math"/>
+                      <w:szCs w:val="21"/>
+                      <w:sz w:val="21"/>
+                    </w:rPr>
+                    <m:t>C</m:t>
+                  </m:r>
+                </m:e>
+                <m:sub>
+                  <m:r>
+                    <m:rPr>
+                      <w:rPr>
+                        <w:b/>
+                        <w:u w:val="thick"/>
+                        <w:sz w:val="21"/>
+                        <w:szCs w:val="21"/>
+                      </w:rPr>
+                    </m:rPr>
+                    <w:rPr>
+                      <w:rFonts w:ascii="Cambria Math" w:hAnsi="Cambria Math" w:cs="Cambria Math"/>
+                      <w:szCs w:val="21"/>
+                      <w:sz w:val="21"/>
+                    </w:rPr>
+                    <m:t>n</m:t>
+                  </m:r>
+                </m:sub>
+                <m:sup>
+                  <m:r>
+                    <m:rPr>
+                      <w:rPr>
+                        <w:b/>
+                        <w:u w:val="thick"/>
+                        <w:sz w:val="21"/>
+                        <w:szCs w:val="21"/>
+                      </w:rPr>
+                    </m:rPr>
+                    <w:rPr>
+                      <w:rFonts w:ascii="Cambria Math" w:hAnsi="Cambria Math" w:cs="Cambria Math"/>
+                      <w:szCs w:val="21"/>
+                      <w:sz w:val="21"/>
+                    </w:rPr>
+                    <m:t>k</m:t>
+                  </m:r>
+                </m:sup>
+              </m:sSubSup>
+              <m:sSup>
+                <m:sSupPr>
+                  <m:ctrlPr>
+                    <w:rPr>
+                      <w:rFonts w:ascii="Cambria Math" w:hAnsi="Cambria Math"/>
+                      <w:szCs w:val="21"/>
+                      <w:sz w:val="21"/>
+                    </w:rPr>
+                  </m:ctrlPr>
+                </m:sSupPr>
+                <m:e>
+                  <m:r>
+                    <m:rPr>
+                      <w:rPr>
+                        <w:b/>
+                        <w:u w:val="thick"/>
+                        <w:sz w:val="21"/>
+                        <w:szCs w:val="21"/>
+                      </w:rPr>
+                    </m:rPr>
+                    <w:rPr>
+                      <w:rFonts w:ascii="Cambria Math" w:hAnsi="Cambria Math" w:cs="Cambria Math"/>
+                      <w:szCs w:val="21"/>
+                      <w:sz w:val="21"/>
+                    </w:rPr>
+                    <m:t>a</m:t>
+                  </m:r>
+                </m:e>
+                <m:sup>
+                  <m:r>
+                    <m:rPr>
+                      <w:rPr>
+                        <w:b/>
+                        <w:u w:val="thick"/>
+                        <w:sz w:val="21"/>
+                        <w:szCs w:val="21"/>
+                      </w:rPr>
+                    </m:rPr>
+                    <w:rPr>
+                      <w:rFonts w:ascii="Cambria Math" w:hAnsi="Cambria Math" w:cs="Cambria Math"/>
+                      <w:szCs w:val="21"/>
+                      <w:sz w:val="21"/>
+                    </w:rPr>
+                    <m:t>n-k</m:t>
+                  </m:r>
+                </m:sup>
+              </m:sSup>
+              <m:sSup>
+                <m:sSupPr>
+                  <m:ctrlPr>
+                    <w:rPr>
+                      <w:rFonts w:ascii="Cambria Math" w:hAnsi="Cambria Math"/>
+                      <w:szCs w:val="21"/>
+                      <w:sz w:val="21"/>
+                    </w:rPr>
+                  </m:ctrlPr>
+                </m:sSupPr>
+                <m:e>
+                  <m:r>
+                    <m:rPr>
+                      <w:rPr>
+                        <w:b/>
+                        <w:u w:val="thick"/>
+                        <w:sz w:val="21"/>
+                        <w:szCs w:val="21"/>
+                      </w:rPr>
+                    </m:rPr>
+                    <w:rPr>
+                      <w:rFonts w:ascii="Cambria Math" w:hAnsi="Cambria Math" w:cs="Cambria Math"/>
+                      <w:szCs w:val="21"/>
+                      <w:sz w:val="21"/>
+                    </w:rPr>
+                    <m:t>b</m:t>
+                  </m:r>
+                </m:e>
+                <m:sup>
+                  <m:r>
+                    <m:rPr>
+                      <w:rPr>
+                        <w:b/>
+                        <w:u w:val="thick"/>
+                        <w:sz w:val="21"/>
+                        <w:szCs w:val="21"/>
+                      </w:rPr>
+                    </m:rPr>
+                    <w:rPr>
+                      <w:rFonts w:ascii="Cambria Math" w:hAnsi="Cambria Math" w:cs="Cambria Math"/>
+                      <w:szCs w:val="21"/>
+                      <w:sz w:val="21"/>
+                    </w:rPr>
+                    <m:t>k</m:t>
+                  </m:r>
+                </m:sup>
+              </m:sSup>
+              <m:r>
+                <m:rPr>
+                  <w:rPr>
+                    <w:b/>
+                    <w:u w:val="thick"/>
+                    <w:sz w:val="21"/>
+                    <w:szCs w:val="21"/>
+                  </w:rPr>
+                </m:rPr>
+                <w:rPr>
+                  <w:rFonts w:ascii="Cambria Math" w:hAnsi="Cambria Math" w:cs="Cambria Math"/>
+                  <w:szCs w:val="21"/>
+                  <w:sz w:val="21"/>
+                </w:rPr>
+                <m:t>+⋯+</m:t>
+              </m:r>
+              <m:sSubSup>
+                <m:sSubSupPr>
+                  <m:ctrlPr>
+                    <w:rPr>
+                      <w:rFonts w:ascii="Cambria Math" w:hAnsi="Cambria Math"/>
+                      <w:szCs w:val="21"/>
+                      <w:sz w:val="21"/>
+                    </w:rPr>
+                  </m:ctrlPr>
+                </m:sSubSupPr>
+                <m:e>
+                  <m:r>
+                    <m:rPr>
+                      <m:nor/>
+                      <w:rPr>
+                        <w:b/>
+                        <w:u w:val="thick"/>
+                        <w:sz w:val="21"/>
+                        <w:szCs w:val="21"/>
+                      </w:rPr>
+                    </m:rPr>
+                    <w:rPr>
+                      <w:rFonts w:ascii="Cambria Math" w:hAnsi="Cambria Math" w:cs="Cambria Math"/>
+                      <w:szCs w:val="21"/>
+                      <w:sz w:val="21"/>
+                    </w:rPr>
+                    <m:t>C</m:t>
+                  </m:r>
+                </m:e>
+                <m:sub>
+                  <m:r>
+                    <m:rPr>
+                      <w:rPr>
+                        <w:b/>
+                        <w:u w:val="thick"/>
+                        <w:sz w:val="21"/>
+                        <w:szCs w:val="21"/>
+                      </w:rPr>
+                    </m:rPr>
+                    <w:rPr>
+                      <w:rFonts w:ascii="Cambria Math" w:hAnsi="Cambria Math" w:cs="Cambria Math"/>
+                      <w:szCs w:val="21"/>
+                      <w:sz w:val="21"/>
+                    </w:rPr>
+                    <m:t>n</m:t>
+                  </m:r>
+                </m:sub>
+                <m:sup>
+                  <m:r>
+                    <m:rPr>
+                      <w:rPr>
+                        <w:b/>
+                        <w:u w:val="thick"/>
+                        <w:sz w:val="21"/>
+                        <w:szCs w:val="21"/>
+                      </w:rPr>
+                    </m:rPr>
+                    <w:rPr>
+                      <w:rFonts w:ascii="Cambria Math" w:hAnsi="Cambria Math" w:cs="Cambria Math"/>
+                      <w:szCs w:val="21"/>
+                      <w:sz w:val="21"/>
+                    </w:rPr>
+                    <m:t>n</m:t>
+                  </m:r>
+                </m:sup>
+              </m:sSubSup>
+              <m:sSup>
+                <m:sSupPr>
+                  <m:ctrlPr>
+                    <w:rPr>
+                      <w:rFonts w:ascii="Cambria Math" w:hAnsi="Cambria Math"/>
+                      <w:szCs w:val="21"/>
+                      <w:sz w:val="21"/>
+                    </w:rPr>
+                  </m:ctrlPr>
+                </m:sSupPr>
+                <m:e>
+                  <m:r>
+                    <m:rPr>
+                      <w:rPr>
+                        <w:b/>
+                        <w:u w:val="thick"/>
+                        <w:sz w:val="21"/>
+                        <w:szCs w:val="21"/>
+                      </w:rPr>
+                    </m:rPr>
+                    <w:rPr>
+                      <w:rFonts w:ascii="Cambria Math" w:hAnsi="Cambria Math" w:cs="Cambria Math"/>
+                      <w:szCs w:val="21"/>
+                      <w:sz w:val="21"/>
+                    </w:rPr>
+                    <m:t>b</m:t>
+                  </m:r>
+                </m:e>
+                <m:sup>
+                  <m:r>
+                    <m:rPr>
+                      <w:rPr>
+                        <w:b/>
+                        <w:u w:val="thick"/>
+                        <w:sz w:val="21"/>
+                        <w:szCs w:val="21"/>
+                      </w:rPr>
+                    </m:rPr>
+                    <w:rPr>
+                      <w:rFonts w:ascii="Cambria Math" w:hAnsi="Cambria Math" w:cs="Cambria Math"/>
+                      <w:szCs w:val="21"/>
+                      <w:sz w:val="21"/>
+                    </w:rPr>
+                    <m:t>n</m:t>
+                  </m:r>
+                </m:sup>
+              </m:sSup>
+              <m:d>
+                <m:dPr>
+                  <m:ctrlPr>
+                    <w:rPr>
+                      <w:rFonts w:ascii="Cambria Math" w:hAnsi="Cambria Math"/>
+                      <w:szCs w:val="21"/>
+                      <w:sz w:val="21"/>
+                    </w:rPr>
+                  </m:ctrlPr>
+                </m:dPr>
+                <m:e>
+                  <m:r>
+                    <m:rPr>
+                      <w:rPr>
+                        <w:b/>
+                        <w:u w:val="thick"/>
+                        <w:sz w:val="21"/>
+                        <w:szCs w:val="21"/>
+                      </w:rPr>
+                    </m:rPr>
+                    <w:rPr>
+                      <w:rFonts w:ascii="Cambria Math" w:hAnsi="Cambria Math" w:cs="Cambria Math"/>
+                      <w:szCs w:val="21"/>
+                      <w:sz w:val="21"/>
+                    </w:rPr>
+                    <m:t>n∈</m:t>
+                  </m:r>
+                  <m:sSup>
+                    <m:sSupPr>
+                      <m:ctrlPr>
                         <w:rPr>
-                          <w:b/>
-                          <w:u w:val="thick"/>
+                          <w:rFonts w:ascii="Cambria Math" w:hAnsi="Cambria Math"/>
+                          <w:szCs w:val="21"/>
                           <w:sz w:val="21"/>
+                        </w:rPr>
+                      </m:ctrlPr>
+                    </m:sSupPr>
+                    <m:e>
+                      <m:r>
+                        <m:rPr>
+                          <w:rPr>
+                            <w:b/>
+                            <w:u w:val="thick"/>
+                            <w:sz w:val="21"/>
+                            <w:szCs w:val="21"/>
+                          </w:rPr>
+                        </m:rPr>
+                        <w:rPr>
+                          <w:rFonts w:ascii="Cambria Math" w:hAnsi="Cambria Math" w:cs="Cambria Math"/>
                           <w:szCs w:val="21"/>
+                          <w:sz w:val="21"/>
                         </w:rPr>
-                      </m:rPr>
-                      <w:rPr>
-                        <w:rFonts w:ascii="Cambria Math" w:hAnsi="Cambria Math" w:cs="Cambria Math"/>
-                        <w:szCs w:val="21"/>
-                        <w:sz w:val="21"/>
-                      </w:rPr>
-                      <m:t>(a+b)</m:t>
-                    </m:r>
-                  </m:e>
-                  <m:sup>
-                    <m:r>
-                      <m:rPr>
+                        <m:t>N</m:t>
+                      </m:r>
+                    </m:e>
+                    <m:sup>
+                      <m:r>
+                        <m:rPr>
+                          <w:rPr>
+                            <w:b/>
+                            <w:u w:val="thick"/>
+                            <w:sz w:val="21"/>
+                            <w:szCs w:val="21"/>
+                          </w:rPr>
+                        </m:rPr>
                         <w:rPr>
-                          <w:b/>
-                          <w:u w:val="thick"/>
+                          <w:rFonts w:ascii="Cambria Math" w:hAnsi="Cambria Math" w:cs="Cambria Math"/>
+                          <w:szCs w:val="21"/>
                           <w:sz w:val="21"/>
-                          <w:szCs w:val="21"/>
                         </w:rPr>
-                      </m:rPr>
-                      <w:rPr>
-                        <w:rFonts w:ascii="Cambria Math" w:hAnsi="Cambria Math" w:cs="Cambria Math"/>
-                        <w:szCs w:val="21"/>
-                        <w:sz w:val="21"/>
-                      </w:rPr>
-                      <m:t>n</m:t>
-                    </m:r>
-                  </m:sup>
-                </m:sSup>
-                <m:r>
-                  <m:rPr>
-                    <w:rPr>
-                      <w:b/>
-                      <w:u w:val="thick"/>
-                      <w:sz w:val="21"/>
-                      <w:szCs w:val="21"/>
-                    </w:rPr>
-                  </m:rPr>
-                  <w:rPr>
-                    <w:rFonts w:ascii="Cambria Math" w:hAnsi="Cambria Math" w:cs="Cambria Math"/>
-                    <w:szCs w:val="21"/>
-                    <w:sz w:val="21"/>
-                  </w:rPr>
-                  <m:t>=</m:t>
-                </m:r>
-                <m:sSubSup>
-                  <m:sSubSupPr>
-                    <m:ctrlPr>
-                      <w:rPr>
-                        <w:rFonts w:ascii="Cambria Math" w:hAnsi="Cambria Math"/>
-                        <w:szCs w:val="21"/>
-                        <w:sz w:val="21"/>
-                      </w:rPr>
-                    </m:ctrlPr>
-                  </m:sSubSupPr>
-                  <m:e>
-                    <m:r>
-                      <m:rPr>
-                        <m:nor/>
-                        <w:rPr>
-                          <w:b/>
-                          <w:u w:val="thick"/>
-                          <w:sz w:val="21"/>
-                          <w:szCs w:val="21"/>
-                        </w:rPr>
-                      </m:rPr>
-                      <w:rPr>
-                        <w:rFonts w:ascii="Cambria Math" w:hAnsi="Cambria Math" w:cs="Cambria Math"/>
-                        <w:szCs w:val="21"/>
-                        <w:sz w:val="21"/>
-                      </w:rPr>
-                      <m:t>C</m:t>
-                    </m:r>
-                  </m:e>
-                  <m:sub>
-                    <m:r>
-                      <m:rPr>
-                        <w:rPr>
-                          <w:b/>
-                          <w:u w:val="thick"/>
-                          <w:sz w:val="21"/>
-                          <w:szCs w:val="21"/>
-                        </w:rPr>
-                      </m:rPr>
-                      <w:rPr>
-                        <w:rFonts w:ascii="Cambria Math" w:hAnsi="Cambria Math" w:cs="Cambria Math"/>
-                        <w:szCs w:val="21"/>
-                        <w:sz w:val="21"/>
-                      </w:rPr>
-                      <m:t>n</m:t>
-                    </m:r>
-                  </m:sub>
-                  <m:sup>
-                    <m:r>
-                      <m:rPr>
-                        <w:rPr>
-                          <w:b/>
-                          <w:u w:val="thick"/>
-                          <w:sz w:val="21"/>
-                          <w:szCs w:val="21"/>
-                        </w:rPr>
-                      </m:rPr>
-                      <w:rPr>
-                        <w:rFonts w:ascii="Cambria Math" w:hAnsi="Cambria Math" w:cs="Cambria Math"/>
-                        <w:szCs w:val="21"/>
-                        <w:sz w:val="21"/>
-                      </w:rPr>
-                      <m:t>0</m:t>
-                    </m:r>
-                  </m:sup>
-                </m:sSubSup>
-                <m:sSup>
-                  <m:sSupPr>
-                    <m:ctrlPr>
-                      <w:rPr>
-                        <w:rFonts w:ascii="Cambria Math" w:hAnsi="Cambria Math"/>
-                        <w:szCs w:val="21"/>
-                        <w:sz w:val="21"/>
-                      </w:rPr>
-                    </m:ctrlPr>
-                  </m:sSupPr>
-                  <m:e>
-                    <m:r>
-                      <m:rPr>
-                        <w:rPr>
-                          <w:b/>
-                          <w:u w:val="thick"/>
-                          <w:sz w:val="21"/>
-                          <w:szCs w:val="21"/>
-                        </w:rPr>
-                      </m:rPr>
-                      <w:rPr>
-                        <w:rFonts w:ascii="Cambria Math" w:hAnsi="Cambria Math" w:cs="Cambria Math"/>
-                        <w:szCs w:val="21"/>
-                        <w:sz w:val="21"/>
-                      </w:rPr>
-                      <m:t>a</m:t>
-                    </m:r>
-                  </m:e>
-                  <m:sup>
-                    <m:r>
-                      <m:rPr>
-                        <w:rPr>
-                          <w:b/>
-                          <w:u w:val="thick"/>
-                          <w:sz w:val="21"/>
-                          <w:szCs w:val="21"/>
-                        </w:rPr>
-                      </m:rPr>
-                      <w:rPr>
-                        <w:rFonts w:ascii="Cambria Math" w:hAnsi="Cambria Math" w:cs="Cambria Math"/>
-                        <w:szCs w:val="21"/>
-                        <w:sz w:val="21"/>
-                      </w:rPr>
-                      <m:t>n</m:t>
-                    </m:r>
-                  </m:sup>
-                </m:sSup>
-                <m:r>
-                  <m:rPr>
-                    <w:rPr>
-                      <w:b/>
-                      <w:u w:val="thick"/>
-                      <w:sz w:val="21"/>
-                      <w:szCs w:val="21"/>
-                    </w:rPr>
-                  </m:rPr>
-                  <w:rPr>
-                    <w:rFonts w:ascii="Cambria Math" w:hAnsi="Cambria Math" w:cs="Cambria Math"/>
-                    <w:szCs w:val="21"/>
-                    <w:sz w:val="21"/>
-                  </w:rPr>
-                  <m:t>+</m:t>
-                </m:r>
-                <m:sSubSup>
-                  <m:sSubSupPr>
-                    <m:ctrlPr>
-                      <w:rPr>
-                        <w:rFonts w:ascii="Cambria Math" w:hAnsi="Cambria Math"/>
-                        <w:szCs w:val="21"/>
-                        <w:sz w:val="21"/>
-                      </w:rPr>
-                    </m:ctrlPr>
-                  </m:sSubSupPr>
-                  <m:e>
-                    <m:r>
-                      <m:rPr>
-                        <m:nor/>
-                        <w:rPr>
-                          <w:b/>
-                          <w:u w:val="thick"/>
-                          <w:sz w:val="21"/>
-                          <w:szCs w:val="21"/>
-                        </w:rPr>
-                      </m:rPr>
-                      <w:rPr>
-                        <w:rFonts w:ascii="Cambria Math" w:hAnsi="Cambria Math" w:cs="Cambria Math"/>
-                        <w:szCs w:val="21"/>
-                        <w:sz w:val="21"/>
-                      </w:rPr>
-                      <m:t>C</m:t>
-                    </m:r>
-                  </m:e>
-                  <m:sub>
-                    <m:r>
-                      <m:rPr>
-                        <w:rPr>
-                          <w:b/>
-                          <w:u w:val="thick"/>
-                          <w:sz w:val="21"/>
-                          <w:szCs w:val="21"/>
-                        </w:rPr>
-                      </m:rPr>
-                      <w:rPr>
-                        <w:rFonts w:ascii="Cambria Math" w:hAnsi="Cambria Math" w:cs="Cambria Math"/>
-                        <w:szCs w:val="21"/>
-                        <w:sz w:val="21"/>
-                      </w:rPr>
-                      <m:t>n</m:t>
-                    </m:r>
-                  </m:sub>
-                  <m:sup>
-                    <m:r>
-                      <m:rPr>
-                        <w:rPr>
-                          <w:b/>
-                          <w:u w:val="thick"/>
-                          <w:sz w:val="21"/>
-                          <w:szCs w:val="21"/>
-                        </w:rPr>
-                      </m:rPr>
-                      <w:rPr>
-                        <w:rFonts w:ascii="Cambria Math" w:hAnsi="Cambria Math" w:cs="Cambria Math"/>
-                        <w:szCs w:val="21"/>
-                        <w:sz w:val="21"/>
-                      </w:rPr>
-                      <m:t>1</m:t>
-                    </m:r>
-                  </m:sup>
-                </m:sSubSup>
-                <m:sSup>
-                  <m:sSupPr>
-                    <m:ctrlPr>
-                      <w:rPr>
-                        <w:rFonts w:ascii="Cambria Math" w:hAnsi="Cambria Math"/>
-                        <w:szCs w:val="21"/>
-                        <w:sz w:val="21"/>
-                      </w:rPr>
-                    </m:ctrlPr>
-                  </m:sSupPr>
-                  <m:e>
-                    <m:r>
-                      <m:rPr>
-                        <w:rPr>
-                          <w:b/>
-                          <w:u w:val="thick"/>
-                          <w:sz w:val="21"/>
-                          <w:szCs w:val="21"/>
-                        </w:rPr>
-                      </m:rPr>
-                      <w:rPr>
-                        <w:rFonts w:ascii="Cambria Math" w:hAnsi="Cambria Math" w:cs="Cambria Math"/>
-                        <w:szCs w:val="21"/>
-                        <w:sz w:val="21"/>
-                      </w:rPr>
-                      <m:t>a</m:t>
-                    </m:r>
-                  </m:e>
-                  <m:sup>
-                    <m:r>
-                      <m:rPr>
-                        <w:rPr>
-                          <w:b/>
-                          <w:u w:val="thick"/>
-                          <w:sz w:val="21"/>
-                          <w:szCs w:val="21"/>
-                        </w:rPr>
-                      </m:rPr>
-                      <w:rPr>
-                        <w:rFonts w:ascii="Cambria Math" w:hAnsi="Cambria Math" w:cs="Cambria Math"/>
-                        <w:szCs w:val="21"/>
-                        <w:sz w:val="21"/>
-                      </w:rPr>
-                      <m:t>n-1</m:t>
-                    </m:r>
-                  </m:sup>
-                </m:sSup>
-                <m:sSup>
-                  <m:sSupPr>
-                    <m:ctrlPr>
-                      <w:rPr>
-                        <w:rFonts w:ascii="Cambria Math" w:hAnsi="Cambria Math"/>
-                        <w:szCs w:val="21"/>
-                        <w:sz w:val="21"/>
-                      </w:rPr>
-                    </m:ctrlPr>
-                  </m:sSupPr>
-                  <m:e>
-                    <m:r>
-                      <m:rPr>
-                        <w:rPr>
-                          <w:b/>
-                          <w:u w:val="thick"/>
-                          <w:sz w:val="21"/>
-                          <w:szCs w:val="21"/>
-                        </w:rPr>
-                      </m:rPr>
-                      <w:rPr>
-                        <w:rFonts w:ascii="Cambria Math" w:hAnsi="Cambria Math" w:cs="Cambria Math"/>
-                        <w:szCs w:val="21"/>
-                        <w:sz w:val="21"/>
-                      </w:rPr>
-                      <m:t>b</m:t>
-                    </m:r>
-                  </m:e>
-                  <m:sup>
-                    <m:r>
-                      <m:rPr>
-                        <w:rPr>
-                          <w:b/>
-                          <w:u w:val="thick"/>
-                          <w:sz w:val="21"/>
-                          <w:szCs w:val="21"/>
-                        </w:rPr>
-                      </m:rPr>
-                      <w:rPr>
-                        <w:rFonts w:ascii="Cambria Math" w:hAnsi="Cambria Math" w:cs="Cambria Math"/>
-                        <w:szCs w:val="21"/>
-                        <w:sz w:val="21"/>
-                      </w:rPr>
-                      <m:t>1</m:t>
-                    </m:r>
-                  </m:sup>
-                </m:sSup>
-                <m:r>
-                  <m:rPr>
-                    <w:rPr>
-                      <w:b/>
-                      <w:u w:val="thick"/>
-                      <w:sz w:val="21"/>
-                      <w:szCs w:val="21"/>
-                    </w:rPr>
-                  </m:rPr>
-                  <w:rPr>
-                    <w:rFonts w:ascii="Cambria Math" w:hAnsi="Cambria Math" w:cs="Cambria Math"/>
-                    <w:szCs w:val="21"/>
-                    <w:sz w:val="21"/>
-                  </w:rPr>
-                  <m:t>+⋯+</m:t>
-                </m:r>
-                <m:sSubSup>
-                  <m:sSubSupPr>
-                    <m:ctrlPr>
-                      <w:rPr>
-                        <w:rFonts w:ascii="Cambria Math" w:hAnsi="Cambria Math"/>
-                        <w:szCs w:val="21"/>
-                        <w:sz w:val="21"/>
-                      </w:rPr>
-                    </m:ctrlPr>
-                  </m:sSubSupPr>
-                  <m:e>
-                    <m:r>
-                      <m:rPr>
-                        <m:nor/>
-                        <w:rPr>
-                          <w:b/>
-                          <w:u w:val="thick"/>
-                          <w:sz w:val="21"/>
-                          <w:szCs w:val="21"/>
-                        </w:rPr>
-                      </m:rPr>
-                      <w:rPr>
-                        <w:rFonts w:ascii="Cambria Math" w:hAnsi="Cambria Math" w:cs="Cambria Math"/>
-                        <w:szCs w:val="21"/>
-                        <w:sz w:val="21"/>
-                      </w:rPr>
-                      <m:t>C</m:t>
-                    </m:r>
-                  </m:e>
-                  <m:sub>
-                    <m:r>
-                      <m:rPr>
-                        <w:rPr>
-                          <w:b/>
-                          <w:u w:val="thick"/>
-                          <w:sz w:val="21"/>
-                          <w:szCs w:val="21"/>
-                        </w:rPr>
-                      </m:rPr>
-                      <w:rPr>
-                        <w:rFonts w:ascii="Cambria Math" w:hAnsi="Cambria Math" w:cs="Cambria Math"/>
-                        <w:szCs w:val="21"/>
-                        <w:sz w:val="21"/>
-                      </w:rPr>
-                      <m:t>n</m:t>
-                    </m:r>
-                  </m:sub>
-                  <m:sup>
-                    <m:r>
-                      <m:rPr>
-                        <w:rPr>
-                          <w:b/>
-                          <w:u w:val="thick"/>
-                          <w:sz w:val="21"/>
-                          <w:szCs w:val="21"/>
-                        </w:rPr>
-                      </m:rPr>
-                      <w:rPr>
-                        <w:rFonts w:ascii="Cambria Math" w:hAnsi="Cambria Math" w:cs="Cambria Math"/>
-                        <w:szCs w:val="21"/>
-                        <w:sz w:val="21"/>
-                      </w:rPr>
-                      <m:t>k</m:t>
-                    </m:r>
-                  </m:sup>
-                </m:sSubSup>
-                <m:sSup>
-                  <m:sSupPr>
-                    <m:ctrlPr>
-                      <w:rPr>
-                        <w:rFonts w:ascii="Cambria Math" w:hAnsi="Cambria Math"/>
-                        <w:szCs w:val="21"/>
-                        <w:sz w:val="21"/>
-                      </w:rPr>
-                    </m:ctrlPr>
-                  </m:sSupPr>
-                  <m:e>
-                    <m:r>
-                      <m:rPr>
-                        <w:rPr>
-                          <w:b/>
-                          <w:u w:val="thick"/>
-                          <w:sz w:val="21"/>
-                          <w:szCs w:val="21"/>
-                        </w:rPr>
-                      </m:rPr>
-                      <w:rPr>
-                        <w:rFonts w:ascii="Cambria Math" w:hAnsi="Cambria Math" w:cs="Cambria Math"/>
-                        <w:szCs w:val="21"/>
-                        <w:sz w:val="21"/>
-                      </w:rPr>
-                      <m:t>a</m:t>
-                    </m:r>
-                  </m:e>
-                  <m:sup>
-                    <m:r>
-                      <m:rPr>
-                        <w:rPr>
-                          <w:b/>
-                          <w:u w:val="thick"/>
-                          <w:sz w:val="21"/>
-                          <w:szCs w:val="21"/>
-                        </w:rPr>
-                      </m:rPr>
-                      <w:rPr>
-                        <w:rFonts w:ascii="Cambria Math" w:hAnsi="Cambria Math" w:cs="Cambria Math"/>
-                        <w:szCs w:val="21"/>
-                        <w:sz w:val="21"/>
-                      </w:rPr>
-                      <m:t>n-k</m:t>
-                    </m:r>
-                  </m:sup>
-                </m:sSup>
-                <m:sSup>
-                  <m:sSupPr>
-                    <m:ctrlPr>
-                      <w:rPr>
-                        <w:rFonts w:ascii="Cambria Math" w:hAnsi="Cambria Math"/>
-                        <w:szCs w:val="21"/>
-                        <w:sz w:val="21"/>
-                      </w:rPr>
-                    </m:ctrlPr>
-                  </m:sSupPr>
-                  <m:e>
-                    <m:r>
-                      <m:rPr>
-                        <w:rPr>
-                          <w:b/>
-                          <w:u w:val="thick"/>
-                          <w:sz w:val="21"/>
-                          <w:szCs w:val="21"/>
-                        </w:rPr>
-                      </m:rPr>
-                      <w:rPr>
-                        <w:rFonts w:ascii="Cambria Math" w:hAnsi="Cambria Math" w:cs="Cambria Math"/>
-                        <w:szCs w:val="21"/>
-                        <w:sz w:val="21"/>
-                      </w:rPr>
-                      <m:t>b</m:t>
-                    </m:r>
-                  </m:e>
-                  <m:sup>
-                    <m:r>
-                      <m:rPr>
-                        <w:rPr>
-                          <w:b/>
-                          <w:u w:val="thick"/>
-                          <w:sz w:val="21"/>
-                          <w:szCs w:val="21"/>
-                        </w:rPr>
-                      </m:rPr>
-                      <w:rPr>
-                        <w:rFonts w:ascii="Cambria Math" w:hAnsi="Cambria Math" w:cs="Cambria Math"/>
-                        <w:szCs w:val="21"/>
-                        <w:sz w:val="21"/>
-                      </w:rPr>
-                      <m:t>k</m:t>
-                    </m:r>
-                  </m:sup>
-                </m:sSup>
-                <m:r>
-                  <m:rPr>
-                    <w:rPr>
-                      <w:b/>
-                      <w:u w:val="thick"/>
-                      <w:sz w:val="21"/>
-                      <w:szCs w:val="21"/>
-                    </w:rPr>
-                  </m:rPr>
-                  <w:rPr>
-                    <w:rFonts w:ascii="Cambria Math" w:hAnsi="Cambria Math" w:cs="Cambria Math"/>
-                    <w:szCs w:val="21"/>
-                    <w:sz w:val="21"/>
-                  </w:rPr>
-                  <m:t>+⋯+</m:t>
-                </m:r>
-                <m:sSubSup>
-                  <m:sSubSupPr>
-                    <m:ctrlPr>
-                      <w:rPr>
-                        <w:rFonts w:ascii="Cambria Math" w:hAnsi="Cambria Math"/>
-                        <w:szCs w:val="21"/>
-                        <w:sz w:val="21"/>
-                      </w:rPr>
-                    </m:ctrlPr>
-                  </m:sSubSupPr>
-                  <m:e>
-                    <m:r>
-                      <m:rPr>
-                        <m:nor/>
-                        <w:rPr>
-                          <w:b/>
-                          <w:u w:val="thick"/>
-                          <w:sz w:val="21"/>
-                          <w:szCs w:val="21"/>
-                        </w:rPr>
-                      </m:rPr>
-                      <w:rPr>
-                        <w:rFonts w:ascii="Cambria Math" w:hAnsi="Cambria Math" w:cs="Cambria Math"/>
-                        <w:szCs w:val="21"/>
-                        <w:sz w:val="21"/>
-                      </w:rPr>
-                      <m:t>C</m:t>
-                    </m:r>
-                  </m:e>
-                  <m:sub>
-                    <m:r>
-                      <m:rPr>
-                        <w:rPr>
-                          <w:b/>
-                          <w:u w:val="thick"/>
-                          <w:sz w:val="21"/>
-                          <w:szCs w:val="21"/>
-                        </w:rPr>
-                      </m:rPr>
-                      <w:rPr>
-                        <w:rFonts w:ascii="Cambria Math" w:hAnsi="Cambria Math" w:cs="Cambria Math"/>
-                        <w:szCs w:val="21"/>
-                        <w:sz w:val="21"/>
-                      </w:rPr>
-                      <m:t>n</m:t>
-                    </m:r>
-                  </m:sub>
-                  <m:sup>
-                    <m:r>
-                      <m:rPr>
-                        <w:rPr>
-                          <w:b/>
-                          <w:u w:val="thick"/>
-                          <w:sz w:val="21"/>
-                          <w:szCs w:val="21"/>
-                        </w:rPr>
-                      </m:rPr>
-                      <w:rPr>
-                        <w:rFonts w:ascii="Cambria Math" w:hAnsi="Cambria Math" w:cs="Cambria Math"/>
-                        <w:szCs w:val="21"/>
-                        <w:sz w:val="21"/>
-                      </w:rPr>
-                      <m:t>n</m:t>
-                    </m:r>
-                  </m:sup>
-                </m:sSubSup>
-                <m:sSup>
-                  <m:sSupPr>
-                    <m:ctrlPr>
-                      <w:rPr>
-                        <w:rFonts w:ascii="Cambria Math" w:hAnsi="Cambria Math"/>
-                        <w:szCs w:val="21"/>
-                        <w:sz w:val="21"/>
-                      </w:rPr>
-                    </m:ctrlPr>
-                  </m:sSupPr>
-                  <m:e>
-                    <m:r>
-                      <m:rPr>
-                        <w:rPr>
-                          <w:b/>
-                          <w:u w:val="thick"/>
-                          <w:sz w:val="21"/>
-                          <w:szCs w:val="21"/>
-                        </w:rPr>
-                      </m:rPr>
-                      <w:rPr>
-                        <w:rFonts w:ascii="Cambria Math" w:hAnsi="Cambria Math" w:cs="Cambria Math"/>
-                        <w:szCs w:val="21"/>
-                        <w:sz w:val="21"/>
-                      </w:rPr>
-                      <m:t>b</m:t>
-                    </m:r>
-                  </m:e>
-                  <m:sup>
-                    <m:r>
-                      <m:rPr>
-                        <w:rPr>
-                          <w:b/>
-                          <w:u w:val="thick"/>
-                          <w:sz w:val="21"/>
-                          <w:szCs w:val="21"/>
-                        </w:rPr>
-                      </m:rPr>
-                      <w:rPr>
-                        <w:rFonts w:ascii="Cambria Math" w:hAnsi="Cambria Math" w:cs="Cambria Math"/>
-                        <w:szCs w:val="21"/>
-                        <w:sz w:val="21"/>
-                      </w:rPr>
-                      <m:t>n</m:t>
-                    </m:r>
-                  </m:sup>
-                </m:sSup>
-                <m:d>
-                  <m:dPr>
-                    <m:ctrlPr>
-                      <w:rPr>
-                        <w:rFonts w:ascii="Cambria Math" w:hAnsi="Cambria Math"/>
-                        <w:szCs w:val="21"/>
-                        <w:sz w:val="21"/>
-                      </w:rPr>
-                    </m:ctrlPr>
-                  </m:dPr>
-                  <m:e>
-                    <m:r>
-                      <m:rPr>
-                        <w:rPr>
-                          <w:b/>
-                          <w:u w:val="thick"/>
-                          <w:sz w:val="21"/>
-                          <w:szCs w:val="21"/>
-                        </w:rPr>
-                      </m:rPr>
-                      <w:rPr>
-                        <w:rFonts w:ascii="Cambria Math" w:hAnsi="Cambria Math" w:cs="Cambria Math"/>
-                        <w:szCs w:val="21"/>
-                        <w:sz w:val="21"/>
-                      </w:rPr>
-                      <m:t>n∈</m:t>
-                    </m:r>
-                    <m:sSup>
-                      <m:sSupPr>
-                        <m:ctrlPr>
-                          <w:rPr>
-                            <w:rFonts w:ascii="Cambria Math" w:hAnsi="Cambria Math"/>
-                            <w:szCs w:val="21"/>
-                            <w:sz w:val="21"/>
-                          </w:rPr>
-                        </m:ctrlPr>
-                      </m:sSupPr>
-                      <m:e>
-                        <m:r>
-                          <m:rPr>
-                            <w:rPr>
-                              <w:b/>
-                              <w:u w:val="thick"/>
-                              <w:sz w:val="21"/>
-                              <w:szCs w:val="21"/>
-                            </w:rPr>
-                          </m:rPr>
-                          <w:rPr>
-                            <w:rFonts w:ascii="Cambria Math" w:hAnsi="Cambria Math" w:cs="Cambria Math"/>
-                            <w:szCs w:val="21"/>
-                            <w:sz w:val="21"/>
-                          </w:rPr>
-                          <m:t>N</m:t>
-                        </m:r>
-                      </m:e>
-                      <m:sup>
-                        <m:r>
-                          <m:rPr>
-                            <w:rPr>
-                              <w:b/>
-                              <w:u w:val="thick"/>
-                              <w:sz w:val="21"/>
-                              <w:szCs w:val="21"/>
-                            </w:rPr>
-                          </m:rPr>
-                          <w:rPr>
-                            <w:rFonts w:ascii="Cambria Math" w:hAnsi="Cambria Math" w:cs="Cambria Math"/>
-                            <w:szCs w:val="21"/>
-                            <w:sz w:val="21"/>
-                          </w:rPr>
-                          <m:t>*</m:t>
-                        </m:r>
-                      </m:sup>
-                    </m:sSup>
-                  </m:e>
-                </m:d>
-              </m:oMath>
-            </m:oMathPara>
+                        <m:t>*</m:t>
+                      </m:r>
+                    </m:sup>
+                  </m:sSup>
+                </m:e>
+              </m:d>
+            </m:oMath>
           </w:p>
         </w:tc>
       </w:tr>
@@ -7979,8 +8154,8 @@
             <w:r>
               <w:rPr>
                 <w:rFonts w:ascii="Times New Roman" w:hAnsi="Times New Roman" w:eastAsia="宋体" w:cs="Times New Roman"/>
-                <w:b/>
-                <w:bCs/>
+                <w:b w:val="1"/>
+                <w:bCs w:val="1"/>
                 <w:u w:val="thick"/>
                 <w:sz w:val="21"/>
                 <w:szCs w:val="21"/>
@@ -8299,8 +8474,8 @@
             <w:r>
               <w:rPr>
                 <w:rFonts w:ascii="Times New Roman" w:hAnsi="Times New Roman" w:eastAsia="宋体" w:cs="Times New Roman"/>
-                <w:b/>
-                <w:bCs/>
+                <w:b w:val="1"/>
+                <w:bCs w:val="1"/>
                 <w:u w:val="thick"/>
                 <w:sz w:val="21"/>
                 <w:szCs w:val="21"/>
@@ -8448,8 +8623,8 @@
             <w:r>
               <w:rPr>
                 <w:rFonts w:ascii="Times New Roman" w:hAnsi="Times New Roman" w:eastAsia="宋体" w:cs="Times New Roman"/>
-                <w:b/>
-                <w:bCs/>
+                <w:b w:val="1"/>
+                <w:bCs w:val="1"/>
                 <w:u w:val="thick"/>
                 <w:sz w:val="21"/>
                 <w:szCs w:val="21"/>
@@ -8565,8 +8740,8 @@
             <w:r>
               <w:rPr>
                 <w:rFonts w:ascii="Times New Roman" w:hAnsi="Times New Roman" w:eastAsia="宋体" w:cs="Times New Roman"/>
-                <w:b/>
-                <w:bCs/>
+                <w:b w:val="1"/>
+                <w:bCs w:val="1"/>
                 <w:u w:val="thick"/>
                 <w:sz w:val="21"/>
                 <w:szCs w:val="21"/>
@@ -8690,8 +8865,8 @@
             <w:r>
               <w:rPr>
                 <w:rFonts w:ascii="Times New Roman" w:hAnsi="Times New Roman" w:eastAsia="宋体" w:cs="Times New Roman"/>
-                <w:b/>
-                <w:bCs/>
+                <w:b w:val="1"/>
+                <w:bCs w:val="1"/>
                 <w:u w:val="thick"/>
                 <w:sz w:val="21"/>
                 <w:szCs w:val="21"/>
@@ -9510,6 +9685,7 @@
     <w:sectPr>
       <w:footerReference w:type="even" r:id="rId8"/>
       <w:footerReference w:type="default" r:id="rId9"/>
+      <w:footerReference w:type="first" r:id="rId12"/>
       <w:pgSz w:w="11906" w:h="16838" w:code="9"/>
       <w:pgMar w:top="720" w:right="720" w:bottom="720" w:left="720" w:header="851" w:footer="425" w:gutter="0"/>
       <w:cols w:sep="1" w:space="425"/>
@@ -9556,191 +9732,17 @@
 <w:ftr xmlns:wpc="http://schemas.microsoft.com/office/word/2010/wordprocessingCanvas" xmlns:cx="http://schemas.microsoft.com/office/drawing/2014/chartex" xmlns:cx1="http://schemas.microsoft.com/office/drawing/2015/9/8/chartex" xmlns:cx2="http://schemas.microsoft.com/office/drawing/2015/10/21/chartex" xmlns:cx3="http://schemas.microsoft.com/office/drawing/2016/5/9/chartex" xmlns:cx4="http://schemas.microsoft.com/office/drawing/2016/5/10/chartex" xmlns:cx5="http://schemas.microsoft.com/office/drawing/2016/5/11/chartex" xmlns:cx6="http://schemas.microsoft.com/office/drawing/2016/5/12/chartex" xmlns:cx7="http://schemas.microsoft.com/office/drawing/2016/5/13/chartex" xmlns:cx8="http://schemas.microsoft.com/office/drawing/2016/5/14/chartex" xmlns:mc="http://schemas.openxmlformats.org/markup-compatibility/2006" xmlns:aink="http://schemas.microsoft.com/office/drawing/2016/ink" xmlns:am3d="http://schemas.microsoft.com/office/drawing/2017/model3d" xmlns:o="urn:schemas-microsoft-com:office:office" xmlns:oel="http://schemas.microsoft.com/office/2019/extlst" xmlns:r="http://schemas.openxmlformats.org/officeDocument/2006/relationships" xmlns:m="http://schemas.openxmlformats.org/officeDocument/2006/math" xmlns:v="urn:schemas-microsoft-com:vml" xmlns:wp14="http://schemas.microsoft.com/office/word/2010/wordprocessingDrawing" xmlns:wp="http://schemas.openxmlformats.org/drawingml/2006/wordprocessingDrawing" xmlns:w10="urn:schemas-microsoft-com:office:word" xmlns:w="http://schemas.openxmlformats.org/wordprocessingml/2006/main" xmlns:w14="http://schemas.microsoft.com/office/word/2010/wordml" xmlns:w15="http://schemas.microsoft.com/office/word/2012/wordml" xmlns:w16cex="http://schemas.microsoft.com/office/word/2018/wordml/cex" xmlns:w16cid="http://schemas.microsoft.com/office/word/2016/wordml/cid" xmlns:w16="http://schemas.microsoft.com/office/word/2018/wordml" xmlns:w16sdtdh="http://schemas.microsoft.com/office/word/2020/wordml/sdtdatahash" xmlns:w16se="http://schemas.microsoft.com/office/word/2015/wordml/symex" xmlns:wpg="http://schemas.microsoft.com/office/word/2010/wordprocessingGroup" xmlns:wpi="http://schemas.microsoft.com/office/word/2010/wordprocessingInk" xmlns:wne="http://schemas.microsoft.com/office/word/2006/wordml" xmlns:wps="http://schemas.microsoft.com/office/word/2010/wordprocessingShape" mc:Ignorable="w14 w15 w16se w16cid w16 w16cex w16sdtdh wp14">
   <w:p>
     <w:pPr>
-      <w:jc w:val="left"/>
+      <w:jc w:val="center"/>
     </w:pPr>
     <w:r>
       <w:rPr>
-        <w:rFonts w:hint="eastAsia"/>
-        <w:sz w:val="21"/>
-        <w:szCs w:val="21"/>
-      </w:rPr>
-      <w:t>试卷第</w:t>
-    </w:r>
-    <w:r>
-      <w:rPr>
+        <w:rFonts w:ascii="Times New Roman" w:hAnsi="Times New Roman" w:eastAsia="宋体" w:cs="Times New Roman"/>
         <w:sz w:val="21"/>
         <w:szCs w:val="21"/>
       </w:rPr>
       <w:fldChar w:fldCharType="begin"/>
-    </w:r>
-    <w:r>
-      <w:rPr>
-        <w:sz w:val="21"/>
-        <w:szCs w:val="21"/>
-      </w:rPr>
-      <w:instrText xml:space="preserve"> =</w:instrText>
-    </w:r>
-    <w:r>
-      <w:rPr>
-        <w:sz w:val="21"/>
-        <w:szCs w:val="21"/>
-      </w:rPr>
-      <w:fldChar w:fldCharType="begin"/>
-    </w:r>
-    <w:r>
-      <w:rPr>
-        <w:sz w:val="21"/>
-        <w:szCs w:val="21"/>
-      </w:rPr>
-      <w:instrText xml:space="preserve">page  </w:instrText>
-    </w:r>
-    <w:r>
-      <w:rPr>
-        <w:sz w:val="21"/>
-        <w:szCs w:val="21"/>
-      </w:rPr>
-      <w:fldChar w:fldCharType="separate"/>
-    </w:r>
-    <w:r>
-      <w:rPr>
-        <w:noProof/>
-        <w:sz w:val="21"/>
-        <w:szCs w:val="21"/>
-      </w:rPr>
-      <w:instrText>2</w:instrText>
-    </w:r>
-    <w:r>
-      <w:rPr>
-        <w:noProof/>
-        <w:sz w:val="21"/>
-        <w:szCs w:val="21"/>
-      </w:rPr>
+      <w:instrText xml:space="preserve"> PAGE </w:instrText>
       <w:fldChar w:fldCharType="end"/>
-    </w:r>
-    <w:r>
-      <w:rPr>
-        <w:sz w:val="21"/>
-        <w:szCs w:val="21"/>
-      </w:rPr>
-      <w:instrText xml:space="preserve"> </w:instrText>
-    </w:r>
-    <w:r>
-      <w:rPr>
-        <w:sz w:val="21"/>
-        <w:szCs w:val="21"/>
-      </w:rPr>
-      <w:fldChar w:fldCharType="separate"/>
-    </w:r>
-    <w:r>
-      <w:rPr>
-        <w:noProof/>
-        <w:sz w:val="21"/>
-        <w:szCs w:val="21"/>
-      </w:rPr>
-      <w:t>2</w:t>
-    </w:r>
-    <w:r>
-      <w:rPr>
-        <w:sz w:val="21"/>
-        <w:szCs w:val="21"/>
-      </w:rPr>
-      <w:fldChar w:fldCharType="end"/>
-    </w:r>
-    <w:r>
-      <w:rPr>
-        <w:rFonts w:hint="eastAsia"/>
-        <w:sz w:val="21"/>
-        <w:szCs w:val="21"/>
-      </w:rPr>
-      <w:t>页，共</w:t>
-    </w:r>
-    <w:r>
-      <w:rPr>
-        <w:sz w:val="21"/>
-        <w:szCs w:val="21"/>
-      </w:rPr>
-      <w:fldChar w:fldCharType="begin"/>
-    </w:r>
-    <w:r>
-      <w:rPr>
-        <w:sz w:val="21"/>
-        <w:szCs w:val="21"/>
-      </w:rPr>
-      <w:instrText xml:space="preserve"> =</w:instrText>
-    </w:r>
-    <w:r>
-      <w:rPr>
-        <w:sz w:val="21"/>
-        <w:szCs w:val="21"/>
-      </w:rPr>
-      <w:fldChar w:fldCharType="begin"/>
-    </w:r>
-    <w:r>
-      <w:rPr>
-        <w:sz w:val="21"/>
-        <w:szCs w:val="21"/>
-      </w:rPr>
-      <w:instrText xml:space="preserve">sectionpages  </w:instrText>
-    </w:r>
-    <w:r>
-      <w:rPr>
-        <w:sz w:val="21"/>
-        <w:szCs w:val="21"/>
-      </w:rPr>
-      <w:fldChar w:fldCharType="separate"/>
-    </w:r>
-    <w:r>
-      <w:rPr>
-        <w:noProof/>
-        <w:sz w:val="21"/>
-        <w:szCs w:val="21"/>
-      </w:rPr>
-      <w:instrText>4</w:instrText>
-    </w:r>
-    <w:r>
-      <w:rPr>
-        <w:noProof/>
-        <w:sz w:val="21"/>
-        <w:szCs w:val="21"/>
-      </w:rPr>
-      <w:fldChar w:fldCharType="end"/>
-    </w:r>
-    <w:r>
-      <w:rPr>
-        <w:sz w:val="21"/>
-        <w:szCs w:val="21"/>
-      </w:rPr>
-      <w:instrText xml:space="preserve"> </w:instrText>
-    </w:r>
-    <w:r>
-      <w:rPr>
-        <w:sz w:val="21"/>
-        <w:szCs w:val="21"/>
-      </w:rPr>
-      <w:fldChar w:fldCharType="separate"/>
-    </w:r>
-    <w:r>
-      <w:rPr>
-        <w:noProof/>
-        <w:sz w:val="21"/>
-        <w:szCs w:val="21"/>
-      </w:rPr>
-      <w:t>4</w:t>
-    </w:r>
-    <w:r>
-      <w:rPr>
-        <w:sz w:val="21"/>
-        <w:szCs w:val="21"/>
-      </w:rPr>
-      <w:fldChar w:fldCharType="end"/>
-    </w:r>
-    <w:r>
-      <w:rPr>
-        <w:rFonts w:hint="eastAsia"/>
-        <w:sz w:val="21"/>
-        <w:szCs w:val="21"/>
-      </w:rPr>
-      <w:t>页</w:t>
     </w:r>
   </w:p>
 </w:ftr>
@@ -9750,16 +9752,8 @@
 <w:ftr xmlns:wpc="http://schemas.microsoft.com/office/word/2010/wordprocessingCanvas" xmlns:cx="http://schemas.microsoft.com/office/drawing/2014/chartex" xmlns:cx1="http://schemas.microsoft.com/office/drawing/2015/9/8/chartex" xmlns:cx2="http://schemas.microsoft.com/office/drawing/2015/10/21/chartex" xmlns:cx3="http://schemas.microsoft.com/office/drawing/2016/5/9/chartex" xmlns:cx4="http://schemas.microsoft.com/office/drawing/2016/5/10/chartex" xmlns:cx5="http://schemas.microsoft.com/office/drawing/2016/5/11/chartex" xmlns:cx6="http://schemas.microsoft.com/office/drawing/2016/5/12/chartex" xmlns:cx7="http://schemas.microsoft.com/office/drawing/2016/5/13/chartex" xmlns:cx8="http://schemas.microsoft.com/office/drawing/2016/5/14/chartex" xmlns:mc="http://schemas.openxmlformats.org/markup-compatibility/2006" xmlns:aink="http://schemas.microsoft.com/office/drawing/2016/ink" xmlns:am3d="http://schemas.microsoft.com/office/drawing/2017/model3d" xmlns:o="urn:schemas-microsoft-com:office:office" xmlns:oel="http://schemas.microsoft.com/office/2019/extlst" xmlns:r="http://schemas.openxmlformats.org/officeDocument/2006/relationships" xmlns:m="http://schemas.openxmlformats.org/officeDocument/2006/math" xmlns:v="urn:schemas-microsoft-com:vml" xmlns:wp14="http://schemas.microsoft.com/office/word/2010/wordprocessingDrawing" xmlns:wp="http://schemas.openxmlformats.org/drawingml/2006/wordprocessingDrawing" xmlns:w10="urn:schemas-microsoft-com:office:word" xmlns:w="http://schemas.openxmlformats.org/wordprocessingml/2006/main" xmlns:w14="http://schemas.microsoft.com/office/word/2010/wordml" xmlns:w15="http://schemas.microsoft.com/office/word/2012/wordml" xmlns:w16cex="http://schemas.microsoft.com/office/word/2018/wordml/cex" xmlns:w16cid="http://schemas.microsoft.com/office/word/2016/wordml/cid" xmlns:w16="http://schemas.microsoft.com/office/word/2018/wordml" xmlns:w16sdtdh="http://schemas.microsoft.com/office/word/2020/wordml/sdtdatahash" xmlns:w16se="http://schemas.microsoft.com/office/word/2015/wordml/symex" xmlns:wpg="http://schemas.microsoft.com/office/word/2010/wordprocessingGroup" xmlns:wpi="http://schemas.microsoft.com/office/word/2010/wordprocessingInk" xmlns:wne="http://schemas.microsoft.com/office/word/2006/wordml" xmlns:wps="http://schemas.microsoft.com/office/word/2010/wordprocessingShape" mc:Ignorable="w14 w15 w16se w16cid w16 w16cex w16sdtdh wp14">
   <w:p>
     <w:pPr>
-      <w:jc w:val="left"/>
+      <w:jc w:val="center"/>
     </w:pPr>
-    <w:r>
-      <w:rPr>
-        <w:rFonts w:hint="eastAsia" w:ascii="Times New Roman" w:hAnsi="Times New Roman" w:eastAsia="宋体" w:cs="Times New Roman"/>
-        <w:sz w:val="21"/>
-        <w:szCs w:val="21"/>
-      </w:rPr>
-      <w:t>试卷第</w:t>
-    </w:r>
     <w:r>
       <w:rPr>
         <w:rFonts w:ascii="Times New Roman" w:hAnsi="Times New Roman" w:eastAsia="宋体" w:cs="Times New Roman"/>
@@ -9767,15 +9761,20 @@
         <w:szCs w:val="21"/>
       </w:rPr>
       <w:fldChar w:fldCharType="begin"/>
+      <w:instrText xml:space="preserve"> PAGE </w:instrText>
+      <w:fldChar w:fldCharType="end"/>
     </w:r>
-    <w:r>
-      <w:rPr>
-        <w:rFonts w:ascii="Times New Roman" w:hAnsi="Times New Roman" w:eastAsia="宋体" w:cs="Times New Roman"/>
-        <w:sz w:val="21"/>
-        <w:szCs w:val="21"/>
-      </w:rPr>
-      <w:instrText xml:space="preserve"> =</w:instrText>
-    </w:r>
+  </w:p>
+</w:ftr>
+</file>
+
+<file path=word/footer3.xml><?xml version="1.0" encoding="utf-8"?>
+<w:ftr xmlns:m="http://schemas.openxmlformats.org/officeDocument/2006/math" xmlns:mc="http://schemas.openxmlformats.org/markup-compatibility/2006" xmlns:mo="http://schemas.microsoft.com/office/mac/office/2008/main" xmlns:mv="urn:schemas-microsoft-com:mac:vml" xmlns:o="urn:schemas-microsoft-com:office:office" xmlns:r="http://schemas.openxmlformats.org/officeDocument/2006/relationships" xmlns:v="urn:schemas-microsoft-com:vml" xmlns:w10="urn:schemas-microsoft-com:office:word" xmlns:w14="http://schemas.microsoft.com/office/word/2010/wordml" xmlns:w="http://schemas.openxmlformats.org/wordprocessingml/2006/main" xmlns:wne="http://schemas.microsoft.com/office/word/2006/wordml" xmlns:wp14="http://schemas.microsoft.com/office/word/2010/wordprocessingDrawing" xmlns:wp="http://schemas.openxmlformats.org/drawingml/2006/wordprocessingDrawing" xmlns:wpc="http://schemas.microsoft.com/office/word/2010/wordprocessingCanvas" xmlns:wpg="http://schemas.microsoft.com/office/word/2010/wordprocessingGroup" xmlns:wpi="http://schemas.microsoft.com/office/word/2010/wordprocessingInk" xmlns:wps="http://schemas.microsoft.com/office/word/2010/wordprocessingShape" mc:Ignorable="w14 wp14">
+  <w:p>
+    <w:pPr>
+      <w:pStyle w:val="Footer"/>
+      <w:jc w:val="center"/>
+    </w:pPr>
     <w:r>
       <w:rPr>
         <w:rFonts w:ascii="Times New Roman" w:hAnsi="Times New Roman" w:eastAsia="宋体" w:cs="Times New Roman"/>
@@ -9783,180 +9782,8 @@
         <w:szCs w:val="21"/>
       </w:rPr>
       <w:fldChar w:fldCharType="begin"/>
-    </w:r>
-    <w:r>
-      <w:rPr>
-        <w:rFonts w:ascii="Times New Roman" w:hAnsi="Times New Roman" w:eastAsia="宋体" w:cs="Times New Roman"/>
-        <w:sz w:val="21"/>
-        <w:szCs w:val="21"/>
-      </w:rPr>
-      <w:instrText xml:space="preserve">page  </w:instrText>
-    </w:r>
-    <w:r>
-      <w:rPr>
-        <w:rFonts w:ascii="Times New Roman" w:hAnsi="Times New Roman" w:eastAsia="宋体" w:cs="Times New Roman"/>
-        <w:sz w:val="21"/>
-        <w:szCs w:val="21"/>
-      </w:rPr>
-      <w:fldChar w:fldCharType="separate"/>
-    </w:r>
-    <w:r>
-      <w:rPr>
-        <w:rFonts w:ascii="Times New Roman" w:hAnsi="Times New Roman" w:eastAsia="宋体" w:cs="Times New Roman"/>
-        <w:noProof/>
-        <w:sz w:val="21"/>
-        <w:szCs w:val="21"/>
-      </w:rPr>
-      <w:instrText>3</w:instrText>
-    </w:r>
-    <w:r>
-      <w:rPr>
-        <w:rFonts w:ascii="Times New Roman" w:hAnsi="Times New Roman" w:eastAsia="宋体" w:cs="Times New Roman"/>
-        <w:noProof/>
-        <w:sz w:val="21"/>
-        <w:szCs w:val="21"/>
-      </w:rPr>
+      <w:instrText xml:space="preserve"> PAGE </w:instrText>
       <w:fldChar w:fldCharType="end"/>
-    </w:r>
-    <w:r>
-      <w:rPr>
-        <w:rFonts w:ascii="Times New Roman" w:hAnsi="Times New Roman" w:eastAsia="宋体" w:cs="Times New Roman"/>
-        <w:sz w:val="21"/>
-        <w:szCs w:val="21"/>
-      </w:rPr>
-      <w:instrText xml:space="preserve"> </w:instrText>
-    </w:r>
-    <w:r>
-      <w:rPr>
-        <w:rFonts w:ascii="Times New Roman" w:hAnsi="Times New Roman" w:eastAsia="宋体" w:cs="Times New Roman"/>
-        <w:sz w:val="21"/>
-        <w:szCs w:val="21"/>
-      </w:rPr>
-      <w:fldChar w:fldCharType="separate"/>
-    </w:r>
-    <w:r>
-      <w:rPr>
-        <w:rFonts w:ascii="Times New Roman" w:hAnsi="Times New Roman" w:eastAsia="宋体" w:cs="Times New Roman"/>
-        <w:noProof/>
-        <w:sz w:val="21"/>
-        <w:szCs w:val="21"/>
-      </w:rPr>
-      <w:t>3</w:t>
-    </w:r>
-    <w:r>
-      <w:rPr>
-        <w:rFonts w:ascii="Times New Roman" w:hAnsi="Times New Roman" w:eastAsia="宋体" w:cs="Times New Roman"/>
-        <w:sz w:val="21"/>
-        <w:szCs w:val="21"/>
-      </w:rPr>
-      <w:fldChar w:fldCharType="end"/>
-    </w:r>
-    <w:r>
-      <w:rPr>
-        <w:rFonts w:hint="eastAsia" w:ascii="Times New Roman" w:hAnsi="Times New Roman" w:eastAsia="宋体" w:cs="Times New Roman"/>
-        <w:sz w:val="21"/>
-        <w:szCs w:val="21"/>
-      </w:rPr>
-      <w:t>页，共</w:t>
-    </w:r>
-    <w:r>
-      <w:rPr>
-        <w:rFonts w:ascii="Times New Roman" w:hAnsi="Times New Roman" w:eastAsia="宋体" w:cs="Times New Roman"/>
-        <w:sz w:val="21"/>
-        <w:szCs w:val="21"/>
-      </w:rPr>
-      <w:fldChar w:fldCharType="begin"/>
-    </w:r>
-    <w:r>
-      <w:rPr>
-        <w:rFonts w:ascii="Times New Roman" w:hAnsi="Times New Roman" w:eastAsia="宋体" w:cs="Times New Roman"/>
-        <w:sz w:val="21"/>
-        <w:szCs w:val="21"/>
-      </w:rPr>
-      <w:instrText xml:space="preserve"> =</w:instrText>
-    </w:r>
-    <w:r>
-      <w:rPr>
-        <w:rFonts w:ascii="Times New Roman" w:hAnsi="Times New Roman" w:eastAsia="宋体" w:cs="Times New Roman"/>
-        <w:sz w:val="21"/>
-        <w:szCs w:val="21"/>
-      </w:rPr>
-      <w:fldChar w:fldCharType="begin"/>
-    </w:r>
-    <w:r>
-      <w:rPr>
-        <w:rFonts w:ascii="Times New Roman" w:hAnsi="Times New Roman" w:eastAsia="宋体" w:cs="Times New Roman"/>
-        <w:sz w:val="21"/>
-        <w:szCs w:val="21"/>
-      </w:rPr>
-      <w:instrText xml:space="preserve">sectionpages  </w:instrText>
-    </w:r>
-    <w:r>
-      <w:rPr>
-        <w:rFonts w:ascii="Times New Roman" w:hAnsi="Times New Roman" w:eastAsia="宋体" w:cs="Times New Roman"/>
-        <w:sz w:val="21"/>
-        <w:szCs w:val="21"/>
-      </w:rPr>
-      <w:fldChar w:fldCharType="separate"/>
-    </w:r>
-    <w:r>
-      <w:rPr>
-        <w:rFonts w:ascii="Times New Roman" w:hAnsi="Times New Roman" w:eastAsia="宋体" w:cs="Times New Roman"/>
-        <w:noProof/>
-        <w:sz w:val="21"/>
-        <w:szCs w:val="21"/>
-      </w:rPr>
-      <w:instrText>5</w:instrText>
-    </w:r>
-    <w:r>
-      <w:rPr>
-        <w:rFonts w:ascii="Times New Roman" w:hAnsi="Times New Roman" w:eastAsia="宋体" w:cs="Times New Roman"/>
-        <w:noProof/>
-        <w:sz w:val="21"/>
-        <w:szCs w:val="21"/>
-      </w:rPr>
-      <w:fldChar w:fldCharType="end"/>
-    </w:r>
-    <w:r>
-      <w:rPr>
-        <w:rFonts w:ascii="Times New Roman" w:hAnsi="Times New Roman" w:eastAsia="宋体" w:cs="Times New Roman"/>
-        <w:sz w:val="21"/>
-        <w:szCs w:val="21"/>
-      </w:rPr>
-      <w:instrText xml:space="preserve"> </w:instrText>
-    </w:r>
-    <w:r>
-      <w:rPr>
-        <w:rFonts w:ascii="Times New Roman" w:hAnsi="Times New Roman" w:eastAsia="宋体" w:cs="Times New Roman"/>
-        <w:sz w:val="21"/>
-        <w:szCs w:val="21"/>
-      </w:rPr>
-      <w:fldChar w:fldCharType="separate"/>
-    </w:r>
-    <w:r>
-      <w:rPr>
-        <w:rFonts w:ascii="Times New Roman" w:hAnsi="Times New Roman" w:eastAsia="宋体" w:cs="Times New Roman"/>
-        <w:noProof/>
-        <w:sz w:val="21"/>
-        <w:szCs w:val="21"/>
-      </w:rPr>
-      <w:t>5</w:t>
-    </w:r>
-    <w:r>
-      <w:rPr>
-        <w:rFonts w:ascii="Times New Roman" w:hAnsi="Times New Roman" w:eastAsia="宋体" w:cs="Times New Roman"/>
-        <w:sz w:val="21"/>
-        <w:szCs w:val="21"/>
-      </w:rPr>
-      <w:fldChar w:fldCharType="end"/>
-    </w:r>
-    <w:r>
-      <w:rPr>
-        <w:rFonts w:hint="eastAsia" w:ascii="Times New Roman" w:hAnsi="Times New Roman" w:eastAsia="宋体" w:cs="Times New Roman"/>
-        <w:sz w:val="21"/>
-        <w:szCs w:val="21"/>
-      </w:rPr>
-      <w:t>页</w:t>
     </w:r>
   </w:p>
 </w:ftr>

--- a/高中数学/高中数学同步/第3章 排列、组合与二项式定理·知识清单（完成）.docx
+++ b/高中数学/高中数学同步/第3章 排列、组合与二项式定理·知识清单（完成）.docx
@@ -25,44 +25,23 @@
     </w:p>
     <w:p>
       <w:pPr>
-        <w:snapToGrid w:val="0"/>
-        <w:spacing w:line="300" w:lineRule="auto" w:before="0" w:after="0"/>
         <w:jc w:val="left"/>
-        <w:rPr>
-          <w:rFonts w:ascii="Times New Roman" w:hAnsi="Times New Roman" w:eastAsia="宋体" w:cs="Times New Roman"/>
-          <w:szCs w:val="21"/>
-          <w:sz w:val="21"/>
+        <w:spacing w:before="0" w:after="0" w:line="300" w:lineRule="auto"/>
+        <w:outlineLvl w:val="0"/>
+        <w:rPr>
+          <w:sz w:val="21"/>
+          <w:szCs w:val="21"/>
         </w:rPr>
       </w:pPr>
       <w:r>
         <w:rPr>
           <w:rFonts w:ascii="Times New Roman" w:hAnsi="Times New Roman" w:eastAsia="宋体" w:cs="Times New Roman"/>
-          <w:b/>
-          <w:sz w:val="21"/>
-          <w:szCs w:val="21"/>
-        </w:rPr>
-        <w:t>一、单元学习目标</w:t>
-      </w:r>
-    </w:p>
-    <w:p>
-      <w:pPr>
-        <w:snapToGrid w:val="0"/>
-        <w:spacing w:line="300" w:lineRule="auto" w:before="0" w:after="0"/>
-        <w:jc w:val="left"/>
-        <w:rPr>
-          <w:rFonts w:ascii="Times New Roman" w:hAnsi="Times New Roman" w:eastAsia="宋体" w:cs="Times New Roman"/>
-          <w:szCs w:val="21"/>
-          <w:sz w:val="21"/>
-        </w:rPr>
-      </w:pPr>
-      <w:r>
-        <w:rPr>
-          <w:rFonts w:ascii="Times New Roman" w:hAnsi="Times New Roman" w:eastAsia="宋体" w:cs="Times New Roman"/>
-          <w:b/>
-          <w:sz w:val="21"/>
-          <w:szCs w:val="21"/>
-        </w:rPr>
-        <w:t>二、单元知识架构</w:t>
+          <w:b w:val="1"/>
+          <w:bCs w:val="1"/>
+          <w:sz w:val="21"/>
+          <w:szCs w:val="21"/>
+        </w:rPr>
+        <w:t>3.1 排列与组合</w:t>
       </w:r>
     </w:p>
     <w:p>
@@ -125,23 +104,23 @@
     </w:p>
     <w:p>
       <w:pPr>
-        <w:snapToGrid w:val="0"/>
-        <w:spacing w:line="300" w:lineRule="auto" w:before="0" w:after="0"/>
         <w:jc w:val="left"/>
-        <w:rPr>
-          <w:rFonts w:ascii="Times New Roman" w:hAnsi="Times New Roman" w:eastAsia="宋体" w:cs="Times New Roman"/>
-          <w:szCs w:val="21"/>
-          <w:sz w:val="21"/>
+        <w:spacing w:before="0" w:after="0" w:line="300" w:lineRule="auto"/>
+        <w:outlineLvl w:val="1"/>
+        <w:rPr>
+          <w:sz w:val="21"/>
+          <w:szCs w:val="21"/>
         </w:rPr>
       </w:pPr>
       <w:r>
         <w:rPr>
           <w:rFonts w:ascii="Times New Roman" w:hAnsi="Times New Roman" w:eastAsia="宋体" w:cs="Times New Roman"/>
-          <w:b/>
-          <w:sz w:val="21"/>
-          <w:szCs w:val="21"/>
-        </w:rPr>
-        <w:t>三、单元知识梳理</w:t>
+          <w:b w:val="1"/>
+          <w:bCs w:val="1"/>
+          <w:sz w:val="21"/>
+          <w:szCs w:val="21"/>
+        </w:rPr>
+        <w:t>3.1.1 基本计数原理</w:t>
       </w:r>
     </w:p>
     <w:p>
@@ -1744,6 +1723,27 @@
     </w:p>
     <w:p>
       <w:pPr>
+        <w:jc w:val="left"/>
+        <w:spacing w:before="0" w:after="0" w:line="300" w:lineRule="auto"/>
+        <w:outlineLvl w:val="1"/>
+        <w:rPr>
+          <w:sz w:val="21"/>
+          <w:szCs w:val="21"/>
+        </w:rPr>
+      </w:pPr>
+      <w:r>
+        <w:rPr>
+          <w:rFonts w:ascii="Times New Roman" w:hAnsi="Times New Roman" w:eastAsia="宋体" w:cs="Times New Roman"/>
+          <w:b w:val="1"/>
+          <w:bCs w:val="1"/>
+          <w:sz w:val="21"/>
+          <w:szCs w:val="21"/>
+        </w:rPr>
+        <w:t>3.1.2 排列与排列数</w:t>
+      </w:r>
+    </w:p>
+    <w:p>
+      <w:pPr>
         <w:snapToGrid w:val="0"/>
         <w:spacing w:line="300" w:lineRule="auto" w:before="0" w:after="0"/>
         <w:jc w:val="left"/>
@@ -3453,6 +3453,27 @@
           <w:szCs w:val="21"/>
         </w:rPr>
       </w:pPr>
+    </w:p>
+    <w:p>
+      <w:pPr>
+        <w:jc w:val="left"/>
+        <w:spacing w:before="0" w:after="0" w:line="300" w:lineRule="auto"/>
+        <w:outlineLvl w:val="1"/>
+        <w:rPr>
+          <w:sz w:val="21"/>
+          <w:szCs w:val="21"/>
+        </w:rPr>
+      </w:pPr>
+      <w:r>
+        <w:rPr>
+          <w:rFonts w:ascii="Times New Roman" w:hAnsi="Times New Roman" w:eastAsia="宋体" w:cs="Times New Roman"/>
+          <w:b w:val="1"/>
+          <w:bCs w:val="1"/>
+          <w:sz w:val="21"/>
+          <w:szCs w:val="21"/>
+        </w:rPr>
+        <w:t>3.1.3 组合与组合数</w:t>
+      </w:r>
     </w:p>
     <w:p>
       <w:pPr>
@@ -6574,6 +6595,48 @@
           <w:szCs w:val="21"/>
         </w:rPr>
       </w:pPr>
+    </w:p>
+    <w:p>
+      <w:pPr>
+        <w:jc w:val="left"/>
+        <w:spacing w:before="0" w:after="0" w:line="300" w:lineRule="auto"/>
+        <w:outlineLvl w:val="0"/>
+        <w:rPr>
+          <w:sz w:val="21"/>
+          <w:szCs w:val="21"/>
+        </w:rPr>
+      </w:pPr>
+      <w:r>
+        <w:rPr>
+          <w:rFonts w:ascii="Times New Roman" w:hAnsi="Times New Roman" w:eastAsia="宋体" w:cs="Times New Roman"/>
+          <w:b w:val="1"/>
+          <w:bCs w:val="1"/>
+          <w:sz w:val="21"/>
+          <w:szCs w:val="21"/>
+        </w:rPr>
+        <w:t>3.2 数学探究活动：生日悖论的解释与模拟</w:t>
+      </w:r>
+    </w:p>
+    <w:p>
+      <w:pPr>
+        <w:jc w:val="left"/>
+        <w:spacing w:before="0" w:after="0" w:line="300" w:lineRule="auto"/>
+        <w:outlineLvl w:val="0"/>
+        <w:rPr>
+          <w:sz w:val="21"/>
+          <w:szCs w:val="21"/>
+        </w:rPr>
+      </w:pPr>
+      <w:r>
+        <w:rPr>
+          <w:rFonts w:ascii="Times New Roman" w:hAnsi="Times New Roman" w:eastAsia="宋体" w:cs="Times New Roman"/>
+          <w:b w:val="1"/>
+          <w:bCs w:val="1"/>
+          <w:sz w:val="21"/>
+          <w:szCs w:val="21"/>
+        </w:rPr>
+        <w:t>3.3 二项式定理与杨辉三角</w:t>
+      </w:r>
     </w:p>
     <w:p>
       <w:pPr>
